--- a/xiquimvargasmanuais/03_Engineering_Handoff_AutonomIA_ERP_2.2.1.docx
+++ b/xiquimvargasmanuais/03_Engineering_Handoff_AutonomIA_ERP_2.2.1.docx
@@ -1,5 +1,70 @@
 
-<file path=word/document.xml><?xml version="1.0" encoding="utf-8"?>
+<file path=customXml\item1.xml><?xml version="1.0" encoding="utf-8"?>
+<b:Sources xmlns:b="http://schemas.openxmlformats.org/officeDocument/2006/bibliography" xmlns="http://schemas.openxmlformats.org/officeDocument/2006/bibliography" SelectedStyle="/APA.XSL" StyleName="APA"/>
+</file>
+
+<file path=customXml\itemProps1.xml><?xml version="1.0" encoding="utf-8"?>
+<ds:datastoreItem xmlns:ds="http://schemas.openxmlformats.org/officeDocument/2006/customXml" ds:itemID="{EF278816-EC6F-A645-907D-7F25AECB1D4A}">
+  <ds:schemaRefs>
+    <ds:schemaRef ds:uri="http://schemas.openxmlformats.org/officeDocument/2006/bibliography"/>
+  </ds:schemaRefs>
+</ds:datastoreItem>
+</file>
+
+<file path=docProps\app.xml><?xml version="1.0" encoding="utf-8"?>
+<Properties xmlns="http://schemas.openxmlformats.org/officeDocument/2006/extended-properties" xmlns:vt="http://schemas.openxmlformats.org/officeDocument/2006/docPropsVTypes">
+  <Template>Normal.dotm</Template>
+  <TotalTime>0</TotalTime>
+  <Pages>1</Pages>
+  <Words>0</Words>
+  <Characters>0</Characters>
+  <Application>Microsoft Macintosh Word</Application>
+  <DocSecurity>0</DocSecurity>
+  <Lines>0</Lines>
+  <Paragraphs>0</Paragraphs>
+  <ScaleCrop>false</ScaleCrop>
+  <HeadingPairs>
+    <vt:vector size="2" baseType="variant">
+      <vt:variant>
+        <vt:lpstr>Title</vt:lpstr>
+      </vt:variant>
+      <vt:variant>
+        <vt:i4>1</vt:i4>
+      </vt:variant>
+    </vt:vector>
+  </HeadingPairs>
+  <TitlesOfParts>
+    <vt:vector size="1" baseType="lpstr">
+      <vt:lpstr/>
+    </vt:vector>
+  </TitlesOfParts>
+  <Manager/>
+  <Company/>
+  <LinksUpToDate>false</LinksUpToDate>
+  <CharactersWithSpaces>0</CharactersWithSpaces>
+  <SharedDoc>false</SharedDoc>
+  <HyperlinkBase/>
+  <HyperlinksChanged>false</HyperlinksChanged>
+  <AppVersion>14.0000</AppVersion>
+</Properties>
+</file>
+
+<file path=docProps\core.xml><?xml version="1.0" encoding="utf-8"?>
+<cp:coreProperties xmlns:cp="http://schemas.openxmlformats.org/package/2006/metadata/core-properties" xmlns:dc="http://purl.org/dc/elements/1.1/" xmlns:dcterms="http://purl.org/dc/terms/" xmlns:dcmitype="http://purl.org/dc/dcmitype/" xmlns:xsi="http://www.w3.org/2001/XMLSchema-instance">
+  <dc:title/>
+  <dc:subject/>
+  <dc:creator>python-docx</dc:creator>
+  <cp:keywords/>
+  <dc:description>generated by python-docx</dc:description>
+  <cp:lastModifiedBy/>
+  <cp:revision>1</cp:revision>
+  <dcterms:created xsi:type="dcterms:W3CDTF">2013-12-23T23:15:00Z</dcterms:created>
+  <dcterms:modified xsi:type="dcterms:W3CDTF">2013-12-23T23:15:00Z</dcterms:modified>
+  <cp:category/>
+</cp:coreProperties>
+</file>
+
+<file path=word\document.xml><?xml version="1.0" encoding="utf-8"?>
 <w:document xmlns:wpc="http://schemas.microsoft.com/office/word/2010/wordprocessingCanvas" xmlns:mo="http://schemas.microsoft.com/office/mac/office/2008/main" xmlns:mc="http://schemas.openxmlformats.org/markup-compatibility/2006" xmlns:mv="urn:schemas-microsoft-com:mac:vml" xmlns:o="urn:schemas-microsoft-com:office:office" xmlns:r="http://schemas.openxmlformats.org/officeDocument/2006/relationships" xmlns:m="http://schemas.openxmlformats.org/math" xmlns:v="urn:schemas-microsoft-com:vml" xmlns:wp14="http://schemas.microsoft.com/office/word/2010/wordprocessingDrawing" xmlns:wp="http://schemas.openxmlformats.org/drawingml/2006/wordprocessingDrawing" xmlns:w10="urn:schemas-microsoft-com:office:word" xmlns:w="http://schemas.openxmlformats.org/wordprocessingml/2006/main" xmlns:w14="http://schemas.microsoft.com/office/word/2010/wordml" xmlns:wpg="http://schemas.microsoft.com/office/word/2010/wordprocessingGroup" xmlns:wpi="http://schemas.microsoft.com/office/word/2010/wordprocessingInk" xmlns:wne="http://schemas.microsoft.com/office/word/2006/wordml" xmlns:wps="http://schemas.microsoft.com/office/word/2010/wordprocessingShape" mc:Ignorable="w14 wp14">
   <w:body>
     <w:p>
@@ -1469,7 +1534,70 @@
 </w:document>
 </file>
 
-<file path=word/footer1.xml><?xml version="1.0" encoding="utf-8"?>
+<file path=word\fontTable.xml><?xml version="1.0" encoding="utf-8"?>
+<w:fonts xmlns:mc="http://schemas.openxmlformats.org/markup-compatibility/2006" xmlns:r="http://schemas.openxmlformats.org/officeDocument/2006/relationships" xmlns:w="http://schemas.openxmlformats.org/wordprocessingml/2006/main" xmlns:w14="http://schemas.microsoft.com/office/word/2010/wordml" mc:Ignorable="w14">
+  <w:font w:name="Symbol">
+    <w:panose1 w:val="00000000000000000000"/>
+    <w:charset w:val="02"/>
+    <w:family w:val="auto"/>
+    <w:pitch w:val="variable"/>
+    <w:sig w:usb0="00000000" w:usb1="10000000" w:usb2="00000000" w:usb3="00000000" w:csb0="80000000" w:csb1="00000000"/>
+  </w:font>
+  <w:font w:name="Times New Roman">
+    <w:panose1 w:val="02020603050405020304"/>
+    <w:charset w:val="00"/>
+    <w:family w:val="auto"/>
+    <w:pitch w:val="variable"/>
+    <w:sig w:usb0="E0002AFF" w:usb1="C0007841" w:usb2="00000009" w:usb3="00000000" w:csb0="000001FF" w:csb1="00000000"/>
+  </w:font>
+  <w:font w:name="Cambria">
+    <w:panose1 w:val="02040503050406030204"/>
+    <w:charset w:val="00"/>
+    <w:family w:val="auto"/>
+    <w:pitch w:val="variable"/>
+    <w:sig w:usb0="E00002FF" w:usb1="400004FF" w:usb2="00000000" w:usb3="00000000" w:csb0="0000019F" w:csb1="00000000"/>
+  </w:font>
+  <w:font w:name="ＭＳ 明朝">
+    <w:panose1 w:val="00000000000000000000"/>
+    <w:charset w:val="80"/>
+    <w:family w:val="roman"/>
+    <w:notTrueType/>
+    <w:pitch w:val="fixed"/>
+    <w:sig w:usb0="00000001" w:usb1="08070000" w:usb2="00000010" w:usb3="00000000" w:csb0="00020000" w:csb1="00000000"/>
+  </w:font>
+  <w:font w:name="Calibri">
+    <w:panose1 w:val="020F0502020204030204"/>
+    <w:charset w:val="00"/>
+    <w:family w:val="auto"/>
+    <w:pitch w:val="variable"/>
+    <w:sig w:usb0="E10002FF" w:usb1="4000ACFF" w:usb2="00000009" w:usb3="00000000" w:csb0="0000019F" w:csb1="00000000"/>
+  </w:font>
+  <w:font w:name="ＭＳ ゴシック">
+    <w:panose1 w:val="00000000000000000000"/>
+    <w:charset w:val="80"/>
+    <w:family w:val="modern"/>
+    <w:notTrueType/>
+    <w:pitch w:val="fixed"/>
+    <w:sig w:usb0="00000001" w:usb1="08070000" w:usb2="00000010" w:usb3="00000000" w:csb0="00020000" w:csb1="00000000"/>
+  </w:font>
+  <w:font w:name="Courier">
+    <w:panose1 w:val="02000500000000000000"/>
+    <w:charset w:val="00"/>
+    <w:family w:val="auto"/>
+    <w:pitch w:val="variable"/>
+    <w:sig w:usb0="00000003" w:usb1="00000000" w:usb2="00000000" w:usb3="00000000" w:csb0="00000001" w:csb1="00000000"/>
+  </w:font>
+  <w:font w:name="Arial">
+    <w:panose1 w:val="020B0604020202020204"/>
+    <w:charset w:val="00"/>
+    <w:family w:val="auto"/>
+    <w:pitch w:val="variable"/>
+    <w:sig w:usb0="E0002AFF" w:usb1="C0007843" w:usb2="00000009" w:usb3="00000000" w:csb0="000001FF" w:csb1="00000000"/>
+  </w:font>
+</w:fonts>
+</file>
+
+<file path=word\footer1.xml><?xml version="1.0" encoding="utf-8"?>
 <w:ftr xmlns:m="http://schemas.openxmlformats.org/officeDocument/2006/math" xmlns:mc="http://schemas.openxmlformats.org/markup-compatibility/2006" xmlns:mo="http://schemas.microsoft.com/office/mac/office/2008/main" xmlns:mv="urn:schemas-microsoft-com:mac:vml" xmlns:o="urn:schemas-microsoft-com:office:office" xmlns:r="http://schemas.openxmlformats.org/officeDocument/2006/relationships" xmlns:v="urn:schemas-microsoft-com:vml" xmlns:w10="urn:schemas-microsoft-com:office:word" xmlns:w14="http://schemas.microsoft.com/office/word/2010/wordml" xmlns:w="http://schemas.openxmlformats.org/wordprocessingml/2006/main" xmlns:wne="http://schemas.microsoft.com/office/word/2006/wordml" xmlns:wp14="http://schemas.microsoft.com/office/word/2010/wordprocessingDrawing" xmlns:wp="http://schemas.openxmlformats.org/drawingml/2006/wordprocessingDrawing" xmlns:wpc="http://schemas.microsoft.com/office/word/2010/wordprocessingCanvas" xmlns:wpg="http://schemas.microsoft.com/office/word/2010/wordprocessingGroup" xmlns:wpi="http://schemas.microsoft.com/office/word/2010/wordprocessingInk" xmlns:wps="http://schemas.microsoft.com/office/word/2010/wordprocessingShape" mc:Ignorable="w14 wp14">
   <w:p>
     <w:pPr>
@@ -1489,7 +1617,7 @@
 </w:ftr>
 </file>
 
-<file path=word/header1.xml><?xml version="1.0" encoding="utf-8"?>
+<file path=word\header1.xml><?xml version="1.0" encoding="utf-8"?>
 <w:hdr xmlns:m="http://schemas.openxmlformats.org/officeDocument/2006/math" xmlns:mc="http://schemas.openxmlformats.org/markup-compatibility/2006" xmlns:mo="http://schemas.microsoft.com/office/mac/office/2008/main" xmlns:mv="urn:schemas-microsoft-com:mac:vml" xmlns:o="urn:schemas-microsoft-com:office:office" xmlns:r="http://schemas.openxmlformats.org/officeDocument/2006/relationships" xmlns:v="urn:schemas-microsoft-com:vml" xmlns:w10="urn:schemas-microsoft-com:office:word" xmlns:w14="http://schemas.microsoft.com/office/word/2010/wordml" xmlns:w="http://schemas.openxmlformats.org/wordprocessingml/2006/main" xmlns:wne="http://schemas.microsoft.com/office/word/2006/wordml" xmlns:wp14="http://schemas.microsoft.com/office/word/2010/wordprocessingDrawing" xmlns:wp="http://schemas.openxmlformats.org/drawingml/2006/wordprocessingDrawing" xmlns:wpc="http://schemas.microsoft.com/office/word/2010/wordprocessingCanvas" xmlns:wpg="http://schemas.microsoft.com/office/word/2010/wordprocessingGroup" xmlns:wpi="http://schemas.microsoft.com/office/word/2010/wordprocessingInk" xmlns:wps="http://schemas.microsoft.com/office/word/2010/wordprocessingShape" mc:Ignorable="w14 wp14">
   <w:p>
     <w:pPr>
@@ -1555,7 +1683,7 @@
 </w:hdr>
 </file>
 
-<file path=word/numbering.xml><?xml version="1.0" encoding="utf-8"?>
+<file path=word\numbering.xml><?xml version="1.0" encoding="utf-8"?>
 <w:numbering xmlns:wpc="http://schemas.microsoft.com/office/word/2010/wordprocessingCanvas" xmlns:mo="http://schemas.microsoft.com/office/mac/office/2008/main" xmlns:mc="http://schemas.openxmlformats.org/markup-compatibility/2006" xmlns:mv="urn:schemas-microsoft-com:mac:vml" xmlns:o="urn:schemas-microsoft-com:office:office" xmlns:r="http://schemas.openxmlformats.org/officeDocument/2006/relationships" xmlns:m="http://schemas.openxmlformats.org/officeDocument/2006/math" xmlns:v="urn:schemas-microsoft-com:vml" xmlns:wp14="http://schemas.microsoft.com/office/word/2010/wordprocessingDrawing" xmlns:wp="http://schemas.openxmlformats.org/drawingml/2006/wordprocessingDrawing" xmlns:w10="urn:schemas-microsoft-com:office:word" xmlns:w="http://schemas.openxmlformats.org/wordprocessingml/2006/main" xmlns:w14="http://schemas.microsoft.com/office/word/2010/wordml" xmlns:wpg="http://schemas.microsoft.com/office/word/2010/wordprocessingGroup" xmlns:wpi="http://schemas.microsoft.com/office/word/2010/wordprocessingInk" xmlns:wne="http://schemas.microsoft.com/office/word/2006/wordml" xmlns:wps="http://schemas.microsoft.com/office/word/2010/wordprocessingShape" mc:Ignorable="w14 wp14">
   <w:abstractNum w:abstractNumId="0">
     <w:nsid w:val="FFFFFF7C"/>
@@ -1758,7 +1886,62 @@
 </w:numbering>
 </file>
 
-<file path=word/styles.xml><?xml version="1.0" encoding="utf-8"?>
+<file path=word\settings.xml><?xml version="1.0" encoding="utf-8"?>
+<w:settings xmlns:mc="http://schemas.openxmlformats.org/markup-compatibility/2006" xmlns:o="urn:schemas-microsoft-com:office:office" xmlns:r="http://schemas.openxmlformats.org/officeDocument/2006/relationships" xmlns:m="http://schemas.openxmlformats.org/officeDocument/2006/math" xmlns:v="urn:schemas-microsoft-com:vml" xmlns:w10="urn:schemas-microsoft-com:office:word" xmlns:w="http://schemas.openxmlformats.org/wordprocessingml/2006/main" xmlns:w14="http://schemas.microsoft.com/office/word/2010/wordml" xmlns:sl="http://schemas.openxmlformats.org/schemaLibrary/2006/main" mc:Ignorable="w14">
+  <w:zoom w:val="bestFit"/>
+  <w:proofState w:spelling="clean" w:grammar="clean"/>
+  <w:defaultTabStop w:val="720"/>
+  <w:characterSpacingControl w:val="doNotCompress"/>
+  <w:savePreviewPicture/>
+  <w:compat>
+    <w:useFELayout/>
+    <w:compatSetting w:name="compatibilityMode" w:uri="http://schemas.microsoft.com/office/word" w:val="14"/>
+    <w:compatSetting w:name="overrideTableStyleFontSizeAndJustification" w:uri="http://schemas.microsoft.com/office/word" w:val="1"/>
+    <w:compatSetting w:name="enableOpenTypeFeatures" w:uri="http://schemas.microsoft.com/office/word" w:val="1"/>
+    <w:compatSetting w:name="doNotFlipMirrorIndents" w:uri="http://schemas.microsoft.com/office/word" w:val="1"/>
+  </w:compat>
+  <w:rsids>
+    <w:rsidRoot w:val="00B47730"/>
+    <w:rsid w:val="00034616"/>
+    <w:rsid w:val="0006063C"/>
+    <w:rsid w:val="0015074B"/>
+    <w:rsid w:val="0029639D"/>
+    <w:rsid w:val="00326F90"/>
+    <w:rsid w:val="00AA1D8D"/>
+    <w:rsid w:val="00B47730"/>
+    <w:rsid w:val="00CB0664"/>
+    <w:rsid w:val="00FC693F"/>
+  </w:rsids>
+  <m:mathPr>
+    <m:mathFont m:val="Cambria Math"/>
+    <m:brkBin m:val="before"/>
+    <m:brkBinSub m:val="--"/>
+    <m:smallFrac m:val="0"/>
+    <m:dispDef/>
+    <m:lMargin m:val="0"/>
+    <m:rMargin m:val="0"/>
+    <m:defJc m:val="centerGroup"/>
+    <m:wrapIndent m:val="1440"/>
+    <m:intLim m:val="subSup"/>
+    <m:naryLim m:val="undOvr"/>
+  </m:mathPr>
+  <w:themeFontLang w:val="en-US" w:eastAsia="ja-JP"/>
+  <w:clrSchemeMapping w:bg1="light1" w:t1="dark1" w:bg2="light2" w:t2="dark2" w:accent1="accent1" w:accent2="accent2" w:accent3="accent3" w:accent4="accent4" w:accent5="accent5" w:accent6="accent6" w:hyperlink="hyperlink" w:followedHyperlink="followedHyperlink"/>
+  <w:doNotAutoCompressPictures/>
+  <w:shapeDefaults>
+    <o:shapedefaults v:ext="edit" spidmax="1027"/>
+    <o:shapelayout v:ext="edit">
+      <o:idmap v:ext="edit" data="1"/>
+    </o:shapelayout>
+  </w:shapeDefaults>
+  <w:decimalSymbol w:val="."/>
+  <w:listSeparator w:val=","/>
+  <w14:docId w14:val="24062061"/>
+  <w14:defaultImageDpi w14:val="300"/>
+</w:settings>
+</file>
+
+<file path=word\styles.xml><?xml version="1.0" encoding="utf-8"?>
 <w:styles xmlns:mc="http://schemas.openxmlformats.org/markup-compatibility/2006" xmlns:r="http://schemas.openxmlformats.org/officeDocument/2006/relationships" xmlns:w="http://schemas.openxmlformats.org/wordprocessingml/2006/main" xmlns:w14="http://schemas.microsoft.com/office/word/2010/wordml" mc:Ignorable="w14">
   <w:docDefaults>
     <w:rPrDefault>
@@ -13608,7 +13791,7 @@
 </w:styles>
 </file>
 
-<file path=word/stylesWithEffects.xml><?xml version="1.0" encoding="utf-8"?>
+<file path=word\stylesWithEffects.xml><?xml version="1.0" encoding="utf-8"?>
 <w:styles xmlns:wpc="http://schemas.microsoft.com/office/word/2010/wordprocessingCanvas" xmlns:mo="http://schemas.microsoft.com/office/mac/office/2008/main" xmlns:mc="http://schemas.openxmlformats.org/markup-compatibility/2006" xmlns:mv="urn:schemas-microsoft-com:mac:vml" xmlns:o="urn:schemas-microsoft-com:office:office" xmlns:r="http://schemas.openxmlformats.org/officeDocument/2006/relationships" xmlns:m="http://schemas.openxmlformats.org/officeDocument/2006/math" xmlns:v="urn:schemas-microsoft-com:vml" xmlns:wp14="http://schemas.microsoft.com/office/word/2010/wordprocessingDrawing" xmlns:wp="http://schemas.openxmlformats.org/drawingml/2006/wordprocessingDrawing" xmlns:w10="urn:schemas-microsoft-com:office:word" xmlns:w="http://schemas.openxmlformats.org/wordprocessingml/2006/main" xmlns:w14="http://schemas.microsoft.com/office/word/2010/wordml" xmlns:wpg="http://schemas.microsoft.com/office/word/2010/wordprocessingGroup" xmlns:wpi="http://schemas.microsoft.com/office/word/2010/wordprocessingInk" xmlns:wne="http://schemas.microsoft.com/office/word/2006/wordml" xmlns:wps="http://schemas.microsoft.com/office/word/2010/wordprocessingShape" mc:Ignorable="w14 wp14">
   <w:docDefaults>
     <w:rPrDefault>
@@ -25410,7 +25593,7 @@
 </w:styles>
 </file>
 
-<file path=word/theme/theme1.xml><?xml version="1.0" encoding="utf-8"?>
+<file path=word\theme\theme1.xml><?xml version="1.0" encoding="utf-8"?>
 <a:theme xmlns:a="http://schemas.openxmlformats.org/drawingml/2006/main" name="Office Theme">
   <a:themeElements>
     <a:clrScheme name="Office">
@@ -25730,14 +25913,9 @@
 </a:theme>
 </file>
 
-<file path=customXml/item1.xml><?xml version="1.0" encoding="utf-8"?>
-<b:Sources xmlns:b="http://schemas.openxmlformats.org/officeDocument/2006/bibliography" xmlns="http://schemas.openxmlformats.org/officeDocument/2006/bibliography" SelectedStyle="/APA.XSL" StyleName="APA"/>
-</file>
-
-<file path=customXml/itemProps1.xml><?xml version="1.0" encoding="utf-8"?>
-<ds:datastoreItem xmlns:ds="http://schemas.openxmlformats.org/officeDocument/2006/customXml" ds:itemID="{EF278816-EC6F-A645-907D-7F25AECB1D4A}">
-  <ds:schemaRefs>
-    <ds:schemaRef ds:uri="http://schemas.openxmlformats.org/officeDocument/2006/bibliography"/>
-  </ds:schemaRefs>
-</ds:datastoreItem>
+<file path=word\webSettings.xml><?xml version="1.0" encoding="utf-8"?>
+<w:webSettings xmlns:mc="http://schemas.openxmlformats.org/markup-compatibility/2006" xmlns:r="http://schemas.openxmlformats.org/officeDocument/2006/relationships" xmlns:w="http://schemas.openxmlformats.org/wordprocessingml/2006/main" xmlns:w14="http://schemas.microsoft.com/office/word/2010/wordml" mc:Ignorable="w14">
+  <w:allowPNG/>
+  <w:doNotSaveAsSingleFile/>
+</w:webSettings>
 </file>
--- a/xiquimvargasmanuais/03_Engineering_Handoff_AutonomIA_ERP_2.2.1.docx
+++ b/xiquimvargasmanuais/03_Engineering_Handoff_AutonomIA_ERP_2.2.1.docx
@@ -108,1418 +108,1366 @@
     </w:p>
     <w:p>
       <w:pPr>
-        <w:jc w:val="center"/>
+        <w:pStyle w:val="Heading1"/>
+        <w:spacing w:before="280" w:after="120"/>
       </w:pPr>
       <w:r>
         <w:rPr>
-          <w:rFonts w:ascii="Calibri" w:hAnsi="Calibri" w:eastAsia="Calibri"/>
           <w:b/>
           <w:color w:val="061A4F"/>
-          <w:sz w:val="28"/>
+          <w:sz w:val="32"/>
         </w:rPr>
-        <w:t>AUTONOMIA SYSTEMS</w:t>
+        <w:t xml:space="preserve">AUTONOMIA SYSTEMS — ENGINEERING HANDOFF</w:t>
       </w:r>
     </w:p>
     <w:p>
       <w:pPr>
-        <w:jc w:val="center"/>
+        <w:spacing w:after="120" w:line="260" w:lineRule="auto"/>
       </w:pPr>
       <w:r>
         <w:rPr>
-          <w:rFonts w:ascii="Calibri" w:hAnsi="Calibri" w:eastAsia="Calibri"/>
           <w:b/>
           <w:color w:val="061A4F"/>
-          <w:sz w:val="44"/>
+          <w:sz w:val="22"/>
         </w:rPr>
-        <w:t>Engineering Handoff</w:t>
+        <w:t xml:space="preserve">Arquitetura de Software, Componentes Técnicos, Invariantes e Sustentação de Engenharia</w:t>
       </w:r>
     </w:p>
     <w:p>
       <w:pPr>
-        <w:jc w:val="center"/>
+        <w:spacing w:after="120" w:line="260" w:lineRule="auto"/>
       </w:pPr>
       <w:r>
         <w:rPr>
-          <w:rFonts w:ascii="Calibri" w:hAnsi="Calibri" w:eastAsia="Calibri"/>
-          <w:b w:val="0"/>
-          <w:color w:val="555555"/>
-          <w:sz w:val="24"/>
+          <w:b/>
+          <w:color w:val="061A4F"/>
+          <w:sz w:val="22"/>
         </w:rPr>
-        <w:t>Arquitetura de software, componentes tÃ©cnicos e sustentaÃ§Ã£o de engenharia</w:t>
+        <w:t xml:space="preserve">Versão:</w:t>
+      </w:r>
+      <w:r>
+        <w:rPr>
+          <w:color w:val="333333"/>
+          <w:sz w:val="22"/>
+        </w:rPr>
+        <w:t xml:space="preserve"> 2.2.1 / 1.8.2 Delivery Hardened | </w:t>
+      </w:r>
+      <w:r>
+        <w:rPr>
+          <w:b/>
+          <w:color w:val="061A4F"/>
+          <w:sz w:val="22"/>
+        </w:rPr>
+        <w:t xml:space="preserve">APKs Nativos:</w:t>
+      </w:r>
+      <w:r>
+        <w:rPr>
+          <w:color w:val="333333"/>
+          <w:sz w:val="22"/>
+        </w:rPr>
+        <w:t xml:space="preserve"> v1.8.3</w:t>
       </w:r>
     </w:p>
     <w:p>
       <w:pPr>
-        <w:jc w:val="center"/>
+        <w:spacing w:after="120" w:line="260" w:lineRule="auto"/>
       </w:pPr>
       <w:r>
         <w:rPr>
-          <w:rFonts w:ascii="Calibri" w:hAnsi="Calibri" w:eastAsia="Calibri"/>
           <w:b/>
-          <w:color w:val="0B3D91"/>
+          <w:color w:val="061A4F"/>
           <w:sz w:val="22"/>
         </w:rPr>
-        <w:t>VersÃ£o 2.2.1  Â·  Outubro de 2026</w:t>
+        <w:t xml:space="preserve">Produção:</w:t>
+      </w:r>
+      <w:r>
+        <w:rPr>
+          <w:color w:val="333333"/>
+          <w:sz w:val="22"/>
+        </w:rPr>
+        <w:t xml:space="preserve"> https://xiquim-vargas-erp.onrender.com | </w:t>
+      </w:r>
+      <w:r>
+        <w:rPr>
+          <w:b/>
+          <w:color w:val="061A4F"/>
+          <w:sz w:val="22"/>
+        </w:rPr>
+        <w:t xml:space="preserve">Data:</w:t>
+      </w:r>
+      <w:r>
+        <w:rPr>
+          <w:color w:val="333333"/>
+          <w:sz w:val="22"/>
+        </w:rPr>
+        <w:t xml:space="preserve"> Outubro de 2026</w:t>
       </w:r>
     </w:p>
     <w:p>
       <w:pPr>
-        <w:jc w:val="center"/>
+        <w:pStyle w:val="Heading2"/>
+        <w:spacing w:before="220" w:after="100"/>
       </w:pPr>
       <w:r>
         <w:rPr>
-          <w:rFonts w:ascii="Calibri" w:hAnsi="Calibri" w:eastAsia="Calibri"/>
-          <w:b w:val="0"/>
-          <w:color w:val="555555"/>
-          <w:sz w:val="20"/>
+          <w:b/>
+          <w:color w:val="FD5E02"/>
+          <w:sz w:val="26"/>
         </w:rPr>
-        <w:t>Documento oficial de entrega de software</w:t>
-      </w:r>
-    </w:p>
-    <w:p>
-      <w:r>
-        <w:br w:type="page"/>
+        <w:t xml:space="preserve">1. ARQUITETURA GERAL E PILARES TÉCNICOS</w:t>
       </w:r>
     </w:p>
     <w:p>
       <w:pPr>
-        <w:spacing w:before="240" w:after="160"/>
+        <w:spacing w:after="120" w:line="260" w:lineRule="auto"/>
       </w:pPr>
       <w:r>
         <w:rPr>
-          <w:rFonts w:ascii="Calibri" w:hAnsi="Calibri" w:eastAsia="Calibri"/>
-          <w:b/>
-          <w:color w:val="061A4F"/>
-          <w:sz w:val="36"/>
-        </w:rPr>
-        <w:t>1. VisÃ£o Geral e PrincÃ­pios Arquiteturais</w:t>
-      </w:r>
-    </w:p>
-    <w:p>
-      <w:pPr>
-        <w:spacing w:after="120" w:line="276" w:lineRule="auto"/>
-      </w:pPr>
-      <w:r>
-        <w:rPr>
-          <w:rFonts w:ascii="Calibri" w:hAnsi="Calibri" w:eastAsia="Calibri"/>
-          <w:b w:val="0"/>
           <w:color w:val="333333"/>
           <w:sz w:val="22"/>
         </w:rPr>
-        <w:t xml:space="preserve">O ERP AutonomIA foi projetado sob os mais rigorosos padrÃµes de engenharia de software moderno, priorizando mÃ¡xima performance, simplicidade operacional, baixo consumo de recursos e independÃªncia de dependÃªncias externas volÃ¡teis.</w:t>
+        <w:t xml:space="preserve">O ERP AutonomIA foi projetado sob o padrão de </w:t>
       </w:r>
-    </w:p>
-    <w:p>
-      <w:pPr>
-        <w:spacing w:after="120" w:line="276" w:lineRule="auto"/>
-      </w:pPr>
       <w:r>
         <w:rPr>
-          <w:rFonts w:ascii="Calibri" w:hAnsi="Calibri" w:eastAsia="Calibri"/>
-          <w:b w:val="0"/>
+          <w:b/>
+          <w:color w:val="061A4F"/>
+          <w:sz w:val="22"/>
+        </w:rPr>
+        <w:t xml:space="preserve">alta eficiência, zero-bloat runtime, segurança transacional estrita e latência sub-milissegundo</w:t>
+      </w:r>
+      <w:r>
+        <w:rPr>
           <w:color w:val="333333"/>
           <w:sz w:val="22"/>
         </w:rPr>
-        <w:t xml:space="preserve">A stack tecnolÃ³gica Ã© estruturada em torno dos seguintes pilares:</w:t>
+        <w:t xml:space="preserve">:</w:t>
       </w:r>
     </w:p>
     <w:p>
       <w:pPr>
         <w:pStyle w:val="ListBullet"/>
-        <w:spacing w:after="80" w:line="260" w:lineRule="auto"/>
+        <w:spacing w:after="60" w:line="240" w:lineRule="auto"/>
       </w:pPr>
       <w:r>
         <w:rPr>
-          <w:rFonts w:ascii="Calibri" w:hAnsi="Calibri" w:eastAsia="Calibri"/>
           <w:b/>
           <w:color w:val="061A4F"/>
           <w:sz w:val="22"/>
         </w:rPr>
-        <w:t xml:space="preserve">â€¢ Backend Modular (Node.js &gt;= 22.5): </w:t>
+        <w:t xml:space="preserve">Backend Runtime:</w:t>
       </w:r>
       <w:r>
         <w:rPr>
-          <w:rFonts w:ascii="Calibri" w:hAnsi="Calibri" w:eastAsia="Calibri"/>
-          <w:b w:val="0"/>
           <w:color w:val="333333"/>
           <w:sz w:val="22"/>
         </w:rPr>
-        <w:t xml:space="preserve">Implementado em Vanilla JavaScript modular (ECMAScript Modules - ESM), sem frameworks intermediÃ¡rios pesados, garantindo tempo de inicializaÃ§Ã£o inferior a 300ms e latÃªncias de resposta em milissegundos.</w:t>
+        <w:t xml:space="preserve"> Node.js 22 LTS em ESM nativo (</w:t>
+      </w:r>
+      <w:r>
+        <w:rPr>
+          <w:rFonts w:ascii="Consolas" w:hAnsi="Consolas"/>
+          <w:color w:val="C7254E"/>
+          <w:shd w:val="clear" w:color="auto" w:fill="F9F2F4"/>
+          <w:sz w:val="20"/>
+        </w:rPr>
+        <w:t xml:space="preserve">import/export</w:t>
+      </w:r>
+      <w:r>
+        <w:rPr>
+          <w:color w:val="333333"/>
+          <w:sz w:val="22"/>
+        </w:rPr>
+        <w:t xml:space="preserve">), sem intermediários como Express ou frameworks pesados. O servidor HTTP nativo (</w:t>
+      </w:r>
+      <w:r>
+        <w:rPr>
+          <w:rFonts w:ascii="Consolas" w:hAnsi="Consolas"/>
+          <w:color w:val="C7254E"/>
+          <w:shd w:val="clear" w:color="auto" w:fill="F9F2F4"/>
+          <w:sz w:val="20"/>
+        </w:rPr>
+        <w:t xml:space="preserve">server.js</w:t>
+      </w:r>
+      <w:r>
+        <w:rPr>
+          <w:color w:val="333333"/>
+          <w:sz w:val="22"/>
+        </w:rPr>
+        <w:t xml:space="preserve">) entrega rotas REST e streaming em tempo real com consumo mínimo de memória RAM (~65MB em repouso).</w:t>
       </w:r>
     </w:p>
     <w:p>
       <w:pPr>
         <w:pStyle w:val="ListBullet"/>
-        <w:spacing w:after="80" w:line="260" w:lineRule="auto"/>
+        <w:spacing w:after="60" w:line="240" w:lineRule="auto"/>
       </w:pPr>
       <w:r>
         <w:rPr>
-          <w:rFonts w:ascii="Calibri" w:hAnsi="Calibri" w:eastAsia="Calibri"/>
           <w:b/>
           <w:color w:val="061A4F"/>
           <w:sz w:val="22"/>
         </w:rPr>
-        <w:t xml:space="preserve">â€¢ Motor de PersistÃªncia Transacional (SQLite WAL): </w:t>
+        <w:t xml:space="preserve">Camada de Dados Transacional:</w:t>
       </w:r>
       <w:r>
         <w:rPr>
-          <w:rFonts w:ascii="Calibri" w:hAnsi="Calibri" w:eastAsia="Calibri"/>
-          <w:b w:val="0"/>
           <w:color w:val="333333"/>
           <w:sz w:val="22"/>
         </w:rPr>
-        <w:t xml:space="preserve">Banco de dados relacional embarcado operando em modo Write-Ahead Logging (WAL) com chaves estrangeiras ativas e transaÃ§Ãµes serializadas, proporcionando isolamento ACID completo com altÃ­ssima taxa de leitura concorrente.</w:t>
+        <w:t xml:space="preserve"> SQLite nativo (</w:t>
+      </w:r>
+      <w:r>
+        <w:rPr>
+          <w:rFonts w:ascii="Consolas" w:hAnsi="Consolas"/>
+          <w:color w:val="C7254E"/>
+          <w:shd w:val="clear" w:color="auto" w:fill="F9F2F4"/>
+          <w:sz w:val="20"/>
+        </w:rPr>
+        <w:t xml:space="preserve">node:sqlite</w:t>
+      </w:r>
+      <w:r>
+        <w:rPr>
+          <w:color w:val="333333"/>
+          <w:sz w:val="22"/>
+        </w:rPr>
+        <w:t xml:space="preserve"> - </w:t>
+      </w:r>
+      <w:r>
+        <w:rPr>
+          <w:rFonts w:ascii="Consolas" w:hAnsi="Consolas"/>
+          <w:color w:val="C7254E"/>
+          <w:shd w:val="clear" w:color="auto" w:fill="F9F2F4"/>
+          <w:sz w:val="20"/>
+        </w:rPr>
+        <w:t xml:space="preserve">DatabaseSync</w:t>
+      </w:r>
+      <w:r>
+        <w:rPr>
+          <w:color w:val="333333"/>
+          <w:sz w:val="22"/>
+        </w:rPr>
+        <w:t xml:space="preserve">) operando com </w:t>
+      </w:r>
+      <w:r>
+        <w:rPr>
+          <w:rFonts w:ascii="Consolas" w:hAnsi="Consolas"/>
+          <w:color w:val="C7254E"/>
+          <w:shd w:val="clear" w:color="auto" w:fill="F9F2F4"/>
+          <w:sz w:val="20"/>
+        </w:rPr>
+        <w:t xml:space="preserve">PRAGMA journal_mode=WAL</w:t>
+      </w:r>
+      <w:r>
+        <w:rPr>
+          <w:color w:val="333333"/>
+          <w:sz w:val="22"/>
+        </w:rPr>
+        <w:t xml:space="preserve">, </w:t>
+      </w:r>
+      <w:r>
+        <w:rPr>
+          <w:rFonts w:ascii="Consolas" w:hAnsi="Consolas"/>
+          <w:color w:val="C7254E"/>
+          <w:shd w:val="clear" w:color="auto" w:fill="F9F2F4"/>
+          <w:sz w:val="20"/>
+        </w:rPr>
+        <w:t xml:space="preserve">PRAGMA foreign_keys=ON</w:t>
+      </w:r>
+      <w:r>
+        <w:rPr>
+          <w:color w:val="333333"/>
+          <w:sz w:val="22"/>
+        </w:rPr>
+        <w:t xml:space="preserve"> e </w:t>
+      </w:r>
+      <w:r>
+        <w:rPr>
+          <w:rFonts w:ascii="Consolas" w:hAnsi="Consolas"/>
+          <w:color w:val="C7254E"/>
+          <w:shd w:val="clear" w:color="auto" w:fill="F9F2F4"/>
+          <w:sz w:val="20"/>
+        </w:rPr>
+        <w:t xml:space="preserve">PRAGMA busy_timeout=5000</w:t>
+      </w:r>
+      <w:r>
+        <w:rPr>
+          <w:color w:val="333333"/>
+          <w:sz w:val="22"/>
+        </w:rPr>
+        <w:t xml:space="preserve">. Todas as mutações multi-entidade são empacotadas na função transacional </w:t>
+      </w:r>
+      <w:r>
+        <w:rPr>
+          <w:rFonts w:ascii="Consolas" w:hAnsi="Consolas"/>
+          <w:color w:val="C7254E"/>
+          <w:shd w:val="clear" w:color="auto" w:fill="F9F2F4"/>
+          <w:sz w:val="20"/>
+        </w:rPr>
+        <w:t xml:space="preserve">tx(() =&gt; { ... })</w:t>
+      </w:r>
+      <w:r>
+        <w:rPr>
+          <w:color w:val="333333"/>
+          <w:sz w:val="22"/>
+        </w:rPr>
+        <w:t xml:space="preserve">, assegurando isolamento ACID absoluto.</w:t>
       </w:r>
     </w:p>
     <w:p>
       <w:pPr>
         <w:pStyle w:val="ListBullet"/>
-        <w:spacing w:after="80" w:line="260" w:lineRule="auto"/>
+        <w:spacing w:after="60" w:line="240" w:lineRule="auto"/>
       </w:pPr>
       <w:r>
         <w:rPr>
-          <w:rFonts w:ascii="Calibri" w:hAnsi="Calibri" w:eastAsia="Calibri"/>
           <w:b/>
           <w:color w:val="061A4F"/>
           <w:sz w:val="22"/>
         </w:rPr>
-        <w:t xml:space="preserve">â€¢ Frontend Leve e Reativo: </w:t>
+        <w:t xml:space="preserve">Camada de Apresentação:</w:t>
       </w:r>
       <w:r>
         <w:rPr>
-          <w:rFonts w:ascii="Calibri" w:hAnsi="Calibri" w:eastAsia="Calibri"/>
-          <w:b w:val="0"/>
           <w:color w:val="333333"/>
           <w:sz w:val="22"/>
         </w:rPr>
-        <w:t xml:space="preserve">Interfaces construÃ­das em HTML5 semÃ¢ntico, Vanilla CSS com tokens de design dinÃ¢micos e JavaScript moderno. O estado visual sincroniza em tempo real sem dependÃªncia de virtual DOM pesado.</w:t>
+        <w:t xml:space="preserve"> Vanilla HTML5, CSS3 moderno e JavaScript ES6+ modular (</w:t>
+      </w:r>
+      <w:r>
+        <w:rPr>
+          <w:rFonts w:ascii="Consolas" w:hAnsi="Consolas"/>
+          <w:color w:val="C7254E"/>
+          <w:shd w:val="clear" w:color="auto" w:fill="F9F2F4"/>
+          <w:sz w:val="20"/>
+        </w:rPr>
+        <w:t xml:space="preserve">app.js</w:t>
+      </w:r>
+      <w:r>
+        <w:rPr>
+          <w:color w:val="333333"/>
+          <w:sz w:val="22"/>
+        </w:rPr>
+        <w:t xml:space="preserve"> e </w:t>
+      </w:r>
+      <w:r>
+        <w:rPr>
+          <w:rFonts w:ascii="Consolas" w:hAnsi="Consolas"/>
+          <w:color w:val="C7254E"/>
+          <w:shd w:val="clear" w:color="auto" w:fill="F9F2F4"/>
+          <w:sz w:val="20"/>
+        </w:rPr>
+        <w:t xml:space="preserve">role.js</w:t>
+      </w:r>
+      <w:r>
+        <w:rPr>
+          <w:color w:val="333333"/>
+          <w:sz w:val="22"/>
+        </w:rPr>
+        <w:t xml:space="preserve">). Zero tempo de compilação no deploy e renderização instantânea no navegador.</w:t>
       </w:r>
     </w:p>
     <w:p>
       <w:pPr>
         <w:pStyle w:val="ListBullet"/>
-        <w:spacing w:after="80" w:line="260" w:lineRule="auto"/>
+        <w:spacing w:after="60" w:line="240" w:lineRule="auto"/>
       </w:pPr>
       <w:r>
         <w:rPr>
-          <w:rFonts w:ascii="Calibri" w:hAnsi="Calibri" w:eastAsia="Calibri"/>
           <w:b/>
           <w:color w:val="061A4F"/>
           <w:sz w:val="22"/>
         </w:rPr>
-        <w:t xml:space="preserve">â€¢ Aplicativos MÃ³veis Nativos (Kotlin / Android): </w:t>
+        <w:t xml:space="preserve">Barramento em Tempo Real:</w:t>
       </w:r>
       <w:r>
         <w:rPr>
-          <w:rFonts w:ascii="Calibri" w:hAnsi="Calibri" w:eastAsia="Calibri"/>
-          <w:b w:val="0"/>
           <w:color w:val="333333"/>
           <w:sz w:val="22"/>
         </w:rPr>
-        <w:t xml:space="preserve">Apps dedicados para Vendedores Externos (seller-native) e Motoristas (driver-native), arquitetados no padrÃ£o offline-first com banco Room local e fila assÃ­ncrona outbox para envio de pedidos e comprovantes.</w:t>
+        <w:t xml:space="preserve"> Motor Server-Sent Events (SSE) nativo (</w:t>
       </w:r>
-    </w:p>
-    <w:p>
-      <w:pPr>
-        <w:spacing w:before="240" w:after="160"/>
-      </w:pPr>
       <w:r>
         <w:rPr>
-          <w:rFonts w:ascii="Calibri" w:hAnsi="Calibri" w:eastAsia="Calibri"/>
-          <w:b/>
-          <w:color w:val="061A4F"/>
-          <w:sz w:val="36"/>
+          <w:rFonts w:ascii="Consolas" w:hAnsi="Consolas"/>
+          <w:color w:val="C7254E"/>
+          <w:shd w:val="clear" w:color="auto" w:fill="F9F2F4"/>
+          <w:sz w:val="20"/>
         </w:rPr>
-        <w:t>2. Motor de SincronizaÃ§Ã£o em Tempo Real (SSE Engine)</w:t>
+        <w:t xml:space="preserve">/api/events</w:t>
       </w:r>
-    </w:p>
-    <w:p>
-      <w:pPr>
-        <w:spacing w:after="120" w:line="276" w:lineRule="auto"/>
-      </w:pPr>
       <w:r>
         <w:rPr>
-          <w:rFonts w:ascii="Calibri" w:hAnsi="Calibri" w:eastAsia="Calibri"/>
-          <w:b w:val="0"/>
           <w:color w:val="333333"/>
           <w:sz w:val="22"/>
         </w:rPr>
-        <w:t xml:space="preserve">A sincronizaÃ§Ã£o contÃ­nua de dados entre o servidor e todas as interfaces abertas Ã© provida por um subsistema nativo de Server-Sent Events (SSE), integrado ao ciclo de vida das transaÃ§Ãµes:</w:t>
+        <w:t xml:space="preserve">) com autenticação via ticket criptográfico, heartbeat a cada 25 segundos e controle de vazamento de memória (máximo de 3 conexões simultâneas por usuário).</w:t>
       </w:r>
     </w:p>
     <w:p>
       <w:pPr>
         <w:pStyle w:val="ListBullet"/>
-        <w:spacing w:after="80" w:line="260" w:lineRule="auto"/>
+        <w:spacing w:after="60" w:line="240" w:lineRule="auto"/>
       </w:pPr>
       <w:r>
         <w:rPr>
-          <w:rFonts w:ascii="Calibri" w:hAnsi="Calibri" w:eastAsia="Calibri"/>
           <w:b/>
           <w:color w:val="061A4F"/>
           <w:sz w:val="22"/>
         </w:rPr>
-        <w:t xml:space="preserve">â€¢ EmissÃ£o Centralizada (broadcastEvent): </w:t>
+        <w:t xml:space="preserve">Motor de PDF Vetorial Puro:</w:t>
       </w:r>
       <w:r>
         <w:rPr>
-          <w:rFonts w:ascii="Calibri" w:hAnsi="Calibri" w:eastAsia="Calibri"/>
-          <w:b w:val="0"/>
           <w:color w:val="333333"/>
           <w:sz w:val="22"/>
         </w:rPr>
-        <w:t xml:space="preserve">O servidor expÃµe a funÃ§Ã£o broadcastEvent(type, payload), que transmite pacotes JSON formatados em text/event-stream para todas as conexÃµes clientes ativas no canal.</w:t>
+        <w:t xml:space="preserve"> Implementação em JavaScript puro (</w:t>
+      </w:r>
+      <w:r>
+        <w:rPr>
+          <w:rFonts w:ascii="Consolas" w:hAnsi="Consolas"/>
+          <w:color w:val="C7254E"/>
+          <w:shd w:val="clear" w:color="auto" w:fill="F9F2F4"/>
+          <w:sz w:val="20"/>
+        </w:rPr>
+        <w:t xml:space="preserve">src/pdf.js</w:t>
+      </w:r>
+      <w:r>
+        <w:rPr>
+          <w:color w:val="333333"/>
+          <w:sz w:val="22"/>
+        </w:rPr>
+        <w:t xml:space="preserve">) que constrói documentos PDF vetoriais em milissegundos sem necessidade de instâncias pesadas de Chromium ou bibliotecas binárias externas.</w:t>
       </w:r>
     </w:p>
     <w:p>
       <w:pPr>
         <w:pStyle w:val="ListBullet"/>
-        <w:spacing w:after="80" w:line="260" w:lineRule="auto"/>
+        <w:spacing w:after="60" w:line="240" w:lineRule="auto"/>
       </w:pPr>
       <w:r>
         <w:rPr>
-          <w:rFonts w:ascii="Calibri" w:hAnsi="Calibri" w:eastAsia="Calibri"/>
           <w:b/>
           <w:color w:val="061A4F"/>
           <w:sz w:val="22"/>
         </w:rPr>
-        <w:t xml:space="preserve">â€¢ AutenticaÃ§Ã£o por Ticket (/api/events/ticket): </w:t>
+        <w:t xml:space="preserve">Inteligência Artificial Administrativa:</w:t>
       </w:r>
       <w:r>
         <w:rPr>
-          <w:rFonts w:ascii="Calibri" w:hAnsi="Calibri" w:eastAsia="Calibri"/>
-          <w:b w:val="0"/>
           <w:color w:val="333333"/>
           <w:sz w:val="22"/>
         </w:rPr>
-        <w:t xml:space="preserve">Para permitir que o EventSource nativo do navegador se conecte sem expor tokens JWT sensÃ­veis na URL em requisiÃ§Ãµes GET, o cliente solicita previamente um ticket temporÃ¡rio assinado de 30 segundos.</w:t>
+        <w:t xml:space="preserve"> Módulo </w:t>
+      </w:r>
+      <w:r>
+        <w:rPr>
+          <w:rFonts w:ascii="Consolas" w:hAnsi="Consolas"/>
+          <w:color w:val="C7254E"/>
+          <w:shd w:val="clear" w:color="auto" w:fill="F9F2F4"/>
+          <w:sz w:val="20"/>
+        </w:rPr>
+        <w:t xml:space="preserve">src/ai.js</w:t>
+      </w:r>
+      <w:r>
+        <w:rPr>
+          <w:color w:val="333333"/>
+          <w:sz w:val="22"/>
+        </w:rPr>
+        <w:t xml:space="preserve"> conectado à API Groq (modelo </w:t>
+      </w:r>
+      <w:r>
+        <w:rPr>
+          <w:rFonts w:ascii="Consolas" w:hAnsi="Consolas"/>
+          <w:color w:val="C7254E"/>
+          <w:shd w:val="clear" w:color="auto" w:fill="F9F2F4"/>
+          <w:sz w:val="20"/>
+        </w:rPr>
+        <w:t xml:space="preserve">openai/gpt-oss-120b</w:t>
+      </w:r>
+      <w:r>
+        <w:rPr>
+          <w:color w:val="333333"/>
+          <w:sz w:val="22"/>
+        </w:rPr>
+        <w:t xml:space="preserve">) com ferramentas estritas de leitura parametrizada do banco de dados para assistência analítica executiva.</w:t>
+      </w:r>
+    </w:p>
+    <w:p>
+      <w:pPr>
+        <w:pStyle w:val="Heading2"/>
+        <w:spacing w:before="220" w:after="100"/>
+      </w:pPr>
+      <w:r>
+        <w:rPr>
+          <w:b/>
+          <w:color w:val="FD5E02"/>
+          <w:sz w:val="26"/>
+        </w:rPr>
+        <w:t xml:space="preserve">2. ARQUITETURA MOBILE DOS 4 APKS NATIVOS (100% OFFLINE)</w:t>
+      </w:r>
+    </w:p>
+    <w:p>
+      <w:pPr>
+        <w:spacing w:after="120" w:line="260" w:lineRule="auto"/>
+      </w:pPr>
+      <w:r>
+        <w:rPr>
+          <w:color w:val="333333"/>
+          <w:sz w:val="22"/>
+        </w:rPr>
+        <w:t xml:space="preserve">A suíte mobile nativa localiza-se no diretório </w:t>
+      </w:r>
+      <w:r>
+        <w:rPr>
+          <w:rFonts w:ascii="Consolas" w:hAnsi="Consolas"/>
+          <w:color w:val="C7254E"/>
+          <w:shd w:val="clear" w:color="auto" w:fill="F9F2F4"/>
+          <w:sz w:val="20"/>
+        </w:rPr>
+        <w:t xml:space="preserve">mobile/</w:t>
+      </w:r>
+      <w:r>
+        <w:rPr>
+          <w:color w:val="333333"/>
+          <w:sz w:val="22"/>
+        </w:rPr>
+        <w:t xml:space="preserve">:</w:t>
       </w:r>
     </w:p>
     <w:p>
       <w:pPr>
         <w:pStyle w:val="ListBullet"/>
-        <w:spacing w:after="80" w:line="260" w:lineRule="auto"/>
+        <w:spacing w:after="60" w:line="240" w:lineRule="auto"/>
       </w:pPr>
       <w:r>
         <w:rPr>
-          <w:rFonts w:ascii="Calibri" w:hAnsi="Calibri" w:eastAsia="Calibri"/>
-          <w:b/>
-          <w:color w:val="061A4F"/>
-          <w:sz w:val="22"/>
+          <w:rFonts w:ascii="Consolas" w:hAnsi="Consolas"/>
+          <w:color w:val="C7254E"/>
+          <w:shd w:val="clear" w:color="auto" w:fill="F9F2F4"/>
+          <w:sz w:val="20"/>
         </w:rPr>
-        <w:t xml:space="preserve">â€¢ Heartbeat Keep-Alive: </w:t>
+        <w:t xml:space="preserve">mobile/seller-native</w:t>
       </w:r>
       <w:r>
         <w:rPr>
-          <w:rFonts w:ascii="Calibri" w:hAnsi="Calibri" w:eastAsia="Calibri"/>
-          <w:b w:val="0"/>
           <w:color w:val="333333"/>
           <w:sz w:val="22"/>
         </w:rPr>
-        <w:t xml:space="preserve">A cada 25 segundos, o servidor despacha um comentÃ¡rio ': ping\n\n' para evitar que proxies reversos, firewalls ou provedores como o Render encerrem a conexÃ£o por inatividade.</w:t>
+        <w:t xml:space="preserve"> (Vendedor Externo)</w:t>
       </w:r>
     </w:p>
     <w:p>
       <w:pPr>
         <w:pStyle w:val="ListBullet"/>
-        <w:spacing w:after="80" w:line="260" w:lineRule="auto"/>
+        <w:spacing w:after="60" w:line="240" w:lineRule="auto"/>
       </w:pPr>
       <w:r>
         <w:rPr>
-          <w:rFonts w:ascii="Calibri" w:hAnsi="Calibri" w:eastAsia="Calibri"/>
-          <w:b/>
-          <w:color w:val="061A4F"/>
-          <w:sz w:val="22"/>
+          <w:rFonts w:ascii="Consolas" w:hAnsi="Consolas"/>
+          <w:color w:val="C7254E"/>
+          <w:shd w:val="clear" w:color="auto" w:fill="F9F2F4"/>
+          <w:sz w:val="20"/>
         </w:rPr>
-        <w:t xml:space="preserve">â€¢ Listener e PropagaÃ§Ã£o Multi-Abas: </w:t>
+        <w:t xml:space="preserve">mobile/driver-native</w:t>
       </w:r>
       <w:r>
         <w:rPr>
-          <w:rFonts w:ascii="Calibri" w:hAnsi="Calibri" w:eastAsia="Calibri"/>
-          <w:b w:val="0"/>
           <w:color w:val="333333"/>
           <w:sz w:val="22"/>
         </w:rPr>
-        <w:t xml:space="preserve">No cliente, o script public/realtime-listener.js gerencia a conexÃ£o, reconecta automaticamente em caso de oscilaÃ§Ã£o e propaga eventos entre abas via BroadcastChannel('xiquimvargas_realtime'), disparando o evento DOM 'erp:update'.</w:t>
-      </w:r>
-    </w:p>
-    <w:p>
-      <w:pPr>
-        <w:spacing w:before="240" w:after="160"/>
-      </w:pPr>
-      <w:r>
-        <w:rPr>
-          <w:rFonts w:ascii="Calibri" w:hAnsi="Calibri" w:eastAsia="Calibri"/>
-          <w:b/>
-          <w:color w:val="061A4F"/>
-          <w:sz w:val="36"/>
-        </w:rPr>
-        <w:t>3. MÃ³dulos Centrais do Backend (src/)</w:t>
-      </w:r>
-    </w:p>
-    <w:p>
-      <w:pPr>
-        <w:spacing w:after="120" w:line="276" w:lineRule="auto"/>
-      </w:pPr>
-      <w:r>
-        <w:rPr>
-          <w:rFonts w:ascii="Calibri" w:hAnsi="Calibri" w:eastAsia="Calibri"/>
-          <w:b w:val="0"/>
-          <w:color w:val="333333"/>
-          <w:sz w:val="22"/>
-        </w:rPr>
-        <w:t xml:space="preserve">A lÃ³gica de negÃ³cios do ERP estÃ¡ distribuÃ­da em mÃ³dulos coesos e bem desacoplados:</w:t>
-      </w:r>
-    </w:p>
-    <w:tbl xmlns:w="http://schemas.openxmlformats.org/wordprocessingml/2006/main">
-      <w:tblPr>
-        <w:tblStyle w:val="TableGrid"/>
-        <w:tblW w:type="auto" w:w="0"/>
-        <w:tblLook w:firstColumn="1" w:firstRow="1" w:lastColumn="0" w:lastRow="0" w:noHBand="0" w:noVBand="1" w:val="04A0"/>
-      </w:tblPr>
-      <w:tblGrid>
-        <w:gridCol w:w="2500"/>
-        <w:gridCol w:w="4472"/>
-        <w:gridCol w:w="3000"/>
-      </w:tblGrid>
-      <w:tr>
-        <w:tc>
-          <w:tcPr>
-            <w:tcW w:type="dxa" w:w="2500"/>
-            <w:shd w:fill="0B3D91"/>
-          </w:tcPr>
-          <w:p>
-            <w:pPr>
-              <w:spacing w:before="60" w:after="60"/>
-            </w:pPr>
-            <w:r>
-              <w:rPr>
-                <w:rFonts w:ascii="Calibri" w:hAnsi="Calibri" w:eastAsia="Calibri"/>
-                <w:b/>
-                <w:color w:val="FFFFFF"/>
-                <w:sz w:val="20"/>
-              </w:rPr>
-              <w:t>MÃ³dulo / Arquivo</w:t>
-            </w:r>
-          </w:p>
-        </w:tc>
-        <w:tc>
-          <w:tcPr>
-            <w:tcW w:type="dxa" w:w="4472"/>
-            <w:shd w:fill="0B3D91"/>
-          </w:tcPr>
-          <w:p>
-            <w:pPr>
-              <w:spacing w:before="60" w:after="60"/>
-            </w:pPr>
-            <w:r>
-              <w:rPr>
-                <w:rFonts w:ascii="Calibri" w:hAnsi="Calibri" w:eastAsia="Calibri"/>
-                <w:b/>
-                <w:color w:val="FFFFFF"/>
-                <w:sz w:val="20"/>
-              </w:rPr>
-              <w:t>Responsabilidade TÃ©cnica</w:t>
-            </w:r>
-          </w:p>
-        </w:tc>
-        <w:tc>
-          <w:tcPr>
-            <w:tcW w:type="dxa" w:w="3000"/>
-            <w:shd w:fill="0B3D91"/>
-          </w:tcPr>
-          <w:p>
-            <w:pPr>
-              <w:spacing w:before="60" w:after="60"/>
-            </w:pPr>
-            <w:r>
-              <w:rPr>
-                <w:rFonts w:ascii="Calibri" w:hAnsi="Calibri" w:eastAsia="Calibri"/>
-                <w:b/>
-                <w:color w:val="FFFFFF"/>
-                <w:sz w:val="20"/>
-              </w:rPr>
-              <w:t>InteraÃ§Ãµes Chave</w:t>
-            </w:r>
-          </w:p>
-        </w:tc>
-      </w:tr>
-      <w:tr>
-        <w:tc>
-          <w:tcPr>
-            <w:tcW w:type="dxa" w:w="2500"/>
-          </w:tcPr>
-          <w:p>
-            <w:pPr>
-              <w:spacing w:before="40" w:after="40"/>
-              <w:line w:line="240" w:lineRule="auto"/>
-            </w:pPr>
-            <w:r>
-              <w:rPr>
-                <w:rFonts w:ascii="Calibri" w:hAnsi="Calibri" w:eastAsia="Calibri"/>
-                <w:b w:val="0"/>
-                <w:color w:val="333333"/>
-                <w:sz w:val="18"/>
-              </w:rPr>
-              <w:t xml:space="preserve">server.js</w:t>
-            </w:r>
-          </w:p>
-        </w:tc>
-        <w:tc>
-          <w:tcPr>
-            <w:tcW w:type="dxa" w:w="4472"/>
-          </w:tcPr>
-          <w:p>
-            <w:pPr>
-              <w:spacing w:before="40" w:after="40"/>
-              <w:line w:line="240" w:lineRule="auto"/>
-            </w:pPr>
-            <w:r>
-              <w:rPr>
-                <w:rFonts w:ascii="Calibri" w:hAnsi="Calibri" w:eastAsia="Calibri"/>
-                <w:b w:val="0"/>
-                <w:color w:val="333333"/>
-                <w:sz w:val="18"/>
-              </w:rPr>
-              <w:t xml:space="preserve">Ponto de entrada HTTP, roteamento REST, middlewares de seguranÃ§a e pool SSE.</w:t>
-            </w:r>
-          </w:p>
-        </w:tc>
-        <w:tc>
-          <w:tcPr>
-            <w:tcW w:type="dxa" w:w="3000"/>
-          </w:tcPr>
-          <w:p>
-            <w:pPr>
-              <w:spacing w:before="40" w:after="40"/>
-              <w:line w:line="240" w:lineRule="auto"/>
-            </w:pPr>
-            <w:r>
-              <w:rPr>
-                <w:rFonts w:ascii="Calibri" w:hAnsi="Calibri" w:eastAsia="Calibri"/>
-                <w:b w:val="0"/>
-                <w:color w:val="333333"/>
-                <w:sz w:val="18"/>
-              </w:rPr>
-              <w:t xml:space="preserve">Dispara broadcastEvent() em todas as mutaÃ§Ãµes.</w:t>
-            </w:r>
-          </w:p>
-        </w:tc>
-      </w:tr>
-      <w:tr>
-        <w:tc>
-          <w:tcPr>
-            <w:tcW w:type="dxa" w:w="2500"/>
-            <w:shd w:fill="F0F4F8"/>
-          </w:tcPr>
-          <w:p>
-            <w:pPr>
-              <w:spacing w:before="40" w:after="40"/>
-              <w:line w:line="240" w:lineRule="auto"/>
-            </w:pPr>
-            <w:r>
-              <w:rPr>
-                <w:rFonts w:ascii="Calibri" w:hAnsi="Calibri" w:eastAsia="Calibri"/>
-                <w:b w:val="0"/>
-                <w:color w:val="333333"/>
-                <w:sz w:val="18"/>
-              </w:rPr>
-              <w:t xml:space="preserve">src/db.js</w:t>
-            </w:r>
-          </w:p>
-        </w:tc>
-        <w:tc>
-          <w:tcPr>
-            <w:tcW w:type="dxa" w:w="4472"/>
-            <w:shd w:fill="F0F4F8"/>
-          </w:tcPr>
-          <w:p>
-            <w:pPr>
-              <w:spacing w:before="40" w:after="40"/>
-              <w:line w:line="240" w:lineRule="auto"/>
-            </w:pPr>
-            <w:r>
-              <w:rPr>
-                <w:rFonts w:ascii="Calibri" w:hAnsi="Calibri" w:eastAsia="Calibri"/>
-                <w:b w:val="0"/>
-                <w:color w:val="333333"/>
-                <w:sz w:val="18"/>
-              </w:rPr>
-              <w:t xml:space="preserve">ConexÃ£o SQLite, pragmas de performance, migrations idempotentes e utilitÃ¡rios SQL.</w:t>
-            </w:r>
-          </w:p>
-        </w:tc>
-        <w:tc>
-          <w:tcPr>
-            <w:tcW w:type="dxa" w:w="3000"/>
-            <w:shd w:fill="F0F4F8"/>
-          </w:tcPr>
-          <w:p>
-            <w:pPr>
-              <w:spacing w:before="40" w:after="40"/>
-              <w:line w:line="240" w:lineRule="auto"/>
-            </w:pPr>
-            <w:r>
-              <w:rPr>
-                <w:rFonts w:ascii="Calibri" w:hAnsi="Calibri" w:eastAsia="Calibri"/>
-                <w:b w:val="0"/>
-                <w:color w:val="333333"/>
-                <w:sz w:val="18"/>
-              </w:rPr>
-              <w:t xml:space="preserve">Inicializa foreign_keys=ON e journal_mode=WAL.</w:t>
-            </w:r>
-          </w:p>
-        </w:tc>
-      </w:tr>
-      <w:tr>
-        <w:tc>
-          <w:tcPr>
-            <w:tcW w:type="dxa" w:w="2500"/>
-          </w:tcPr>
-          <w:p>
-            <w:pPr>
-              <w:spacing w:before="40" w:after="40"/>
-              <w:line w:line="240" w:lineRule="auto"/>
-            </w:pPr>
-            <w:r>
-              <w:rPr>
-                <w:rFonts w:ascii="Calibri" w:hAnsi="Calibri" w:eastAsia="Calibri"/>
-                <w:b w:val="0"/>
-                <w:color w:val="333333"/>
-                <w:sz w:val="18"/>
-              </w:rPr>
-              <w:t xml:space="preserve">src/auth.js</w:t>
-            </w:r>
-          </w:p>
-        </w:tc>
-        <w:tc>
-          <w:tcPr>
-            <w:tcW w:type="dxa" w:w="4472"/>
-          </w:tcPr>
-          <w:p>
-            <w:pPr>
-              <w:spacing w:before="40" w:after="40"/>
-              <w:line w:line="240" w:lineRule="auto"/>
-            </w:pPr>
-            <w:r>
-              <w:rPr>
-                <w:rFonts w:ascii="Calibri" w:hAnsi="Calibri" w:eastAsia="Calibri"/>
-                <w:b w:val="0"/>
-                <w:color w:val="333333"/>
-                <w:sz w:val="18"/>
-              </w:rPr>
-              <w:t xml:space="preserve">GeraÃ§Ã£o e validaÃ§Ã£o de JWT, hash de senhas (bcrypt) e controle de sessÃµes.</w:t>
-            </w:r>
-          </w:p>
-        </w:tc>
-        <w:tc>
-          <w:tcPr>
-            <w:tcW w:type="dxa" w:w="3000"/>
-          </w:tcPr>
-          <w:p>
-            <w:pPr>
-              <w:spacing w:before="40" w:after="40"/>
-              <w:line w:line="240" w:lineRule="auto"/>
-            </w:pPr>
-            <w:r>
-              <w:rPr>
-                <w:rFonts w:ascii="Calibri" w:hAnsi="Calibri" w:eastAsia="Calibri"/>
-                <w:b w:val="0"/>
-                <w:color w:val="333333"/>
-                <w:sz w:val="18"/>
-              </w:rPr>
-              <w:t xml:space="preserve">Revalida perfil e status do usuÃ¡rio no banco a cada request.</w:t>
-            </w:r>
-          </w:p>
-        </w:tc>
-      </w:tr>
-      <w:tr>
-        <w:tc>
-          <w:tcPr>
-            <w:tcW w:type="dxa" w:w="2500"/>
-            <w:shd w:fill="F0F4F8"/>
-          </w:tcPr>
-          <w:p>
-            <w:pPr>
-              <w:spacing w:before="40" w:after="40"/>
-              <w:line w:line="240" w:lineRule="auto"/>
-            </w:pPr>
-            <w:r>
-              <w:rPr>
-                <w:rFonts w:ascii="Calibri" w:hAnsi="Calibri" w:eastAsia="Calibri"/>
-                <w:b w:val="0"/>
-                <w:color w:val="333333"/>
-                <w:sz w:val="18"/>
-              </w:rPr>
-              <w:t xml:space="preserve">src/security.js</w:t>
-            </w:r>
-          </w:p>
-        </w:tc>
-        <w:tc>
-          <w:tcPr>
-            <w:tcW w:type="dxa" w:w="4472"/>
-            <w:shd w:fill="F0F4F8"/>
-          </w:tcPr>
-          <w:p>
-            <w:pPr>
-              <w:spacing w:before="40" w:after="40"/>
-              <w:line w:line="240" w:lineRule="auto"/>
-            </w:pPr>
-            <w:r>
-              <w:rPr>
-                <w:rFonts w:ascii="Calibri" w:hAnsi="Calibri" w:eastAsia="Calibri"/>
-                <w:b w:val="0"/>
-                <w:color w:val="333333"/>
-                <w:sz w:val="18"/>
-              </w:rPr>
-              <w:t xml:space="preserve">SanitizaÃ§Ã£o de inputs, rate limiting em memÃ³ria e proteÃ§Ã£o contra XSS/CSRF.</w:t>
-            </w:r>
-          </w:p>
-        </w:tc>
-        <w:tc>
-          <w:tcPr>
-            <w:tcW w:type="dxa" w:w="3000"/>
-            <w:shd w:fill="F0F4F8"/>
-          </w:tcPr>
-          <w:p>
-            <w:pPr>
-              <w:spacing w:before="40" w:after="40"/>
-              <w:line w:line="240" w:lineRule="auto"/>
-            </w:pPr>
-            <w:r>
-              <w:rPr>
-                <w:rFonts w:ascii="Calibri" w:hAnsi="Calibri" w:eastAsia="Calibri"/>
-                <w:b w:val="0"/>
-                <w:color w:val="333333"/>
-                <w:sz w:val="18"/>
-              </w:rPr>
-              <w:t xml:space="preserve">Interrompe requisiÃ§Ãµes maliciosas ou abusivas.</w:t>
-            </w:r>
-          </w:p>
-        </w:tc>
-      </w:tr>
-      <w:tr>
-        <w:tc>
-          <w:tcPr>
-            <w:tcW w:type="dxa" w:w="2500"/>
-          </w:tcPr>
-          <w:p>
-            <w:pPr>
-              <w:spacing w:before="40" w:after="40"/>
-              <w:line w:line="240" w:lineRule="auto"/>
-            </w:pPr>
-            <w:r>
-              <w:rPr>
-                <w:rFonts w:ascii="Calibri" w:hAnsi="Calibri" w:eastAsia="Calibri"/>
-                <w:b w:val="0"/>
-                <w:color w:val="333333"/>
-                <w:sz w:val="18"/>
-              </w:rPr>
-              <w:t xml:space="preserve">src/identity.js</w:t>
-            </w:r>
-          </w:p>
-        </w:tc>
-        <w:tc>
-          <w:tcPr>
-            <w:tcW w:type="dxa" w:w="4472"/>
-          </w:tcPr>
-          <w:p>
-            <w:pPr>
-              <w:spacing w:before="40" w:after="40"/>
-              <w:line w:line="240" w:lineRule="auto"/>
-            </w:pPr>
-            <w:r>
-              <w:rPr>
-                <w:rFonts w:ascii="Calibri" w:hAnsi="Calibri" w:eastAsia="Calibri"/>
-                <w:b w:val="0"/>
-                <w:color w:val="333333"/>
-                <w:sz w:val="18"/>
-              </w:rPr>
-              <w:t xml:space="preserve">Gerenciamento da Identidade Empresarial (logos, capas e tokens de cores).</w:t>
-            </w:r>
-          </w:p>
-        </w:tc>
-        <w:tc>
-          <w:tcPr>
-            <w:tcW w:type="dxa" w:w="3000"/>
-          </w:tcPr>
-          <w:p>
-            <w:pPr>
-              <w:spacing w:before="40" w:after="40"/>
-              <w:line w:line="240" w:lineRule="auto"/>
-            </w:pPr>
-            <w:r>
-              <w:rPr>
-                <w:rFonts w:ascii="Calibri" w:hAnsi="Calibri" w:eastAsia="Calibri"/>
-                <w:b w:val="0"/>
-                <w:color w:val="333333"/>
-                <w:sz w:val="18"/>
-              </w:rPr>
-              <w:t xml:space="preserve">Injeta variÃ¡veis CSS e metadados visuais nos clientes.</w:t>
-            </w:r>
-          </w:p>
-        </w:tc>
-      </w:tr>
-      <w:tr>
-        <w:tc>
-          <w:tcPr>
-            <w:tcW w:type="dxa" w:w="2500"/>
-            <w:shd w:fill="F0F4F8"/>
-          </w:tcPr>
-          <w:p>
-            <w:pPr>
-              <w:spacing w:before="40" w:after="40"/>
-              <w:line w:line="240" w:lineRule="auto"/>
-            </w:pPr>
-            <w:r>
-              <w:rPr>
-                <w:rFonts w:ascii="Calibri" w:hAnsi="Calibri" w:eastAsia="Calibri"/>
-                <w:b w:val="0"/>
-                <w:color w:val="333333"/>
-                <w:sz w:val="18"/>
-              </w:rPr>
-              <w:t xml:space="preserve">src/pdf.js</w:t>
-            </w:r>
-          </w:p>
-        </w:tc>
-        <w:tc>
-          <w:tcPr>
-            <w:tcW w:type="dxa" w:w="4472"/>
-            <w:shd w:fill="F0F4F8"/>
-          </w:tcPr>
-          <w:p>
-            <w:pPr>
-              <w:spacing w:before="40" w:after="40"/>
-              <w:line w:line="240" w:lineRule="auto"/>
-            </w:pPr>
-            <w:r>
-              <w:rPr>
-                <w:rFonts w:ascii="Calibri" w:hAnsi="Calibri" w:eastAsia="Calibri"/>
-                <w:b w:val="0"/>
-                <w:color w:val="333333"/>
-                <w:sz w:val="18"/>
-              </w:rPr>
-              <w:t xml:space="preserve">Motor de renderizaÃ§Ã£o de romaneios de separaÃ§Ã£o e pedidos em formato PDF.</w:t>
-            </w:r>
-          </w:p>
-        </w:tc>
-        <w:tc>
-          <w:tcPr>
-            <w:tcW w:type="dxa" w:w="3000"/>
-            <w:shd w:fill="F0F4F8"/>
-          </w:tcPr>
-          <w:p>
-            <w:pPr>
-              <w:spacing w:before="40" w:after="40"/>
-              <w:line w:line="240" w:lineRule="auto"/>
-            </w:pPr>
-            <w:r>
-              <w:rPr>
-                <w:rFonts w:ascii="Calibri" w:hAnsi="Calibri" w:eastAsia="Calibri"/>
-                <w:b w:val="0"/>
-                <w:color w:val="333333"/>
-                <w:sz w:val="18"/>
-              </w:rPr>
-              <w:t xml:space="preserve">Gera documentos oficiais com assinatura digital.</w:t>
-            </w:r>
-          </w:p>
-        </w:tc>
-      </w:tr>
-      <w:tr>
-        <w:tc>
-          <w:tcPr>
-            <w:tcW w:type="dxa" w:w="2500"/>
-          </w:tcPr>
-          <w:p>
-            <w:pPr>
-              <w:spacing w:before="40" w:after="40"/>
-              <w:line w:line="240" w:lineRule="auto"/>
-            </w:pPr>
-            <w:r>
-              <w:rPr>
-                <w:rFonts w:ascii="Calibri" w:hAnsi="Calibri" w:eastAsia="Calibri"/>
-                <w:b w:val="0"/>
-                <w:color w:val="333333"/>
-                <w:sz w:val="18"/>
-              </w:rPr>
-              <w:t xml:space="preserve">scripts/backup.mjs</w:t>
-            </w:r>
-          </w:p>
-        </w:tc>
-        <w:tc>
-          <w:tcPr>
-            <w:tcW w:type="dxa" w:w="4472"/>
-          </w:tcPr>
-          <w:p>
-            <w:pPr>
-              <w:spacing w:before="40" w:after="40"/>
-              <w:line w:line="240" w:lineRule="auto"/>
-            </w:pPr>
-            <w:r>
-              <w:rPr>
-                <w:rFonts w:ascii="Calibri" w:hAnsi="Calibri" w:eastAsia="Calibri"/>
-                <w:b w:val="0"/>
-                <w:color w:val="333333"/>
-                <w:sz w:val="18"/>
-              </w:rPr>
-              <w:t xml:space="preserve">Rotina de snapshot consistente do banco com checkpoint de WAL e manifesto.</w:t>
-            </w:r>
-          </w:p>
-        </w:tc>
-        <w:tc>
-          <w:tcPr>
-            <w:tcW w:type="dxa" w:w="3000"/>
-          </w:tcPr>
-          <w:p>
-            <w:pPr>
-              <w:spacing w:before="40" w:after="40"/>
-              <w:line w:line="240" w:lineRule="auto"/>
-            </w:pPr>
-            <w:r>
-              <w:rPr>
-                <w:rFonts w:ascii="Calibri" w:hAnsi="Calibri" w:eastAsia="Calibri"/>
-                <w:b w:val="0"/>
-                <w:color w:val="333333"/>
-                <w:sz w:val="18"/>
-              </w:rPr>
-              <w:t xml:space="preserve">Garante backup atÃ´mico e cÃ¡lculo de hash SHA-256.</w:t>
-            </w:r>
-          </w:p>
-        </w:tc>
-      </w:tr>
-    </w:tbl>
-    <w:p>
-      <w:pPr>
-        <w:spacing w:before="240" w:after="160"/>
-      </w:pPr>
-      <w:r>
-        <w:rPr>
-          <w:rFonts w:ascii="Calibri" w:hAnsi="Calibri" w:eastAsia="Calibri"/>
-          <w:b/>
-          <w:color w:val="061A4F"/>
-          <w:sz w:val="36"/>
-        </w:rPr>
-        <w:t>4. Subsistema de LogÃ­stica, Entregas e ReversÃ£o AutomÃ¡tica</w:t>
-      </w:r>
-    </w:p>
-    <w:p>
-      <w:pPr>
-        <w:spacing w:after="120" w:line="276" w:lineRule="auto"/>
-      </w:pPr>
-      <w:r>
-        <w:rPr>
-          <w:rFonts w:ascii="Calibri" w:hAnsi="Calibri" w:eastAsia="Calibri"/>
-          <w:b w:val="0"/>
-          <w:color w:val="333333"/>
-          <w:sz w:val="22"/>
-        </w:rPr>
-        <w:t xml:space="preserve">O fluxo de entrega e tratamento de exceÃ§Ãµes opera sobre as tabelas rotas, rota_pedidos, comprovantes_entrega e pedido_retornos. Abaixo detalha-se o mecanismo de rollback automÃ¡tico ao registrar insucesso:</w:t>
-      </w:r>
-    </w:p>
-    <w:p>
-      <w:pPr>
-        <w:spacing w:after="120" w:line="276" w:lineRule="auto"/>
-      </w:pPr>
-      <w:r>
-        <w:rPr>
-          <w:rFonts w:ascii="Calibri" w:hAnsi="Calibri" w:eastAsia="Calibri"/>
-          <w:b w:val="0"/>
-          <w:color w:val="333333"/>
-          <w:sz w:val="22"/>
-        </w:rPr>
-        <w:t xml:space="preserve">Quando o motorista submete uma parada como nÃ£o concluÃ­da atravÃ©s de POST /api/logistics/orders/:oid/fail:</w:t>
+        <w:t xml:space="preserve"> (Motorista de Entregas)</w:t>
       </w:r>
     </w:p>
     <w:p>
       <w:pPr>
         <w:pStyle w:val="ListBullet"/>
-        <w:spacing w:after="80" w:line="260" w:lineRule="auto"/>
+        <w:spacing w:after="60" w:line="240" w:lineRule="auto"/>
       </w:pPr>
       <w:r>
         <w:rPr>
-          <w:rFonts w:ascii="Calibri" w:hAnsi="Calibri" w:eastAsia="Calibri"/>
-          <w:b/>
-          <w:color w:val="061A4F"/>
-          <w:sz w:val="22"/>
+          <w:rFonts w:ascii="Consolas" w:hAnsi="Consolas"/>
+          <w:color w:val="C7254E"/>
+          <w:shd w:val="clear" w:color="auto" w:fill="F9F2F4"/>
+          <w:sz w:val="20"/>
         </w:rPr>
-        <w:t xml:space="preserve">1. Abertura de TransaÃ§Ã£o AtÃ´mica: </w:t>
+        <w:t xml:space="preserve">mobile/pdv-native</w:t>
       </w:r>
       <w:r>
         <w:rPr>
-          <w:rFonts w:ascii="Calibri" w:hAnsi="Calibri" w:eastAsia="Calibri"/>
-          <w:b w:val="0"/>
           <w:color w:val="333333"/>
           <w:sz w:val="22"/>
         </w:rPr>
-        <w:t xml:space="preserve">O servidor inicia uma transaÃ§Ã£o exclusiva no SQLite garantindo isolamento total.</w:t>
+        <w:t xml:space="preserve"> (Frente de Caixa e Balcão)</w:t>
       </w:r>
     </w:p>
     <w:p>
       <w:pPr>
         <w:pStyle w:val="ListBullet"/>
-        <w:spacing w:after="80" w:line="260" w:lineRule="auto"/>
+        <w:spacing w:after="60" w:line="240" w:lineRule="auto"/>
       </w:pPr>
       <w:r>
         <w:rPr>
-          <w:rFonts w:ascii="Calibri" w:hAnsi="Calibri" w:eastAsia="Calibri"/>
+          <w:rFonts w:ascii="Consolas" w:hAnsi="Consolas"/>
+          <w:color w:val="C7254E"/>
+          <w:shd w:val="clear" w:color="auto" w:fill="F9F2F4"/>
+          <w:sz w:val="20"/>
+        </w:rPr>
+        <w:t xml:space="preserve">mobile/tower-native</w:t>
+      </w:r>
+      <w:r>
+        <w:rPr>
+          <w:color w:val="333333"/>
+          <w:sz w:val="22"/>
+        </w:rPr>
+        <w:t xml:space="preserve"> (Torre de Controle Móvel)</w:t>
+      </w:r>
+    </w:p>
+    <w:p>
+      <w:pPr>
+        <w:pStyle w:val="Heading3"/>
+        <w:spacing w:before="180" w:after="80"/>
+      </w:pPr>
+      <w:r>
+        <w:rPr>
           <w:b/>
           <w:color w:val="061A4F"/>
           <w:sz w:val="22"/>
         </w:rPr>
-        <w:t xml:space="preserve">2. ReversÃ£o de Status: </w:t>
+        <w:t xml:space="preserve">2.1 Mecanismo de Interceptação Local de Assets</w:t>
+      </w:r>
+    </w:p>
+    <w:p>
+      <w:pPr>
+        <w:spacing w:after="120" w:line="260" w:lineRule="auto"/>
+      </w:pPr>
+      <w:r>
+        <w:rPr>
+          <w:color w:val="333333"/>
+          <w:sz w:val="22"/>
+        </w:rPr>
+        <w:t xml:space="preserve">Cada aplicativo Android implementa no </w:t>
       </w:r>
       <w:r>
         <w:rPr>
-          <w:rFonts w:ascii="Calibri" w:hAnsi="Calibri" w:eastAsia="Calibri"/>
-          <w:b w:val="0"/>
+          <w:rFonts w:ascii="Consolas" w:hAnsi="Consolas"/>
+          <w:color w:val="C7254E"/>
+          <w:shd w:val="clear" w:color="auto" w:fill="F9F2F4"/>
+          <w:sz w:val="20"/>
+        </w:rPr>
+        <w:t xml:space="preserve">MainActivity.kt</w:t>
+      </w:r>
+      <w:r>
+        <w:rPr>
           <w:color w:val="333333"/>
           <w:sz w:val="22"/>
         </w:rPr>
-        <w:t xml:space="preserve">O status do pedido Ã© alterado de 'ROTA' para 'SEPARACAO'.</w:t>
+        <w:t xml:space="preserve"> o interceptador de requisições de rede:</w:t>
+      </w:r>
+    </w:p>
+    <w:p>
+      <w:pPr>
+        <w:shd w:val="clear" w:color="auto" w:fill="F1F5F9"/>
+        <w:spacing w:before="100" w:after="100"/>
+      </w:pPr>
+      <w:r>
+        <w:rPr>
+          <w:rFonts w:ascii="Consolas" w:hAnsi="Consolas"/>
+          <w:color w:val="0F172A"/>
+          <w:sz w:val="18"/>
+        </w:rPr>
+        <w:t xml:space="preserve">webView.webViewClient = object : WebViewClient() {
+    override fun shouldInterceptRequest(view: WebView?, request: WebResourceRequest?): WebResourceResponse? {
+        val uri = request?.url ?: return null
+        return interceptAsset(uri) ?: super.shouldInterceptRequest(view, request)
+    }
+}</w:t>
       </w:r>
     </w:p>
     <w:p>
       <w:pPr>
         <w:pStyle w:val="ListBullet"/>
-        <w:spacing w:after="80" w:line="260" w:lineRule="auto"/>
+        <w:spacing w:after="60" w:line="240" w:lineRule="auto"/>
       </w:pPr>
       <w:r>
         <w:rPr>
-          <w:rFonts w:ascii="Calibri" w:hAnsi="Calibri" w:eastAsia="Calibri"/>
           <w:b/>
           <w:color w:val="061A4F"/>
           <w:sz w:val="22"/>
         </w:rPr>
-        <w:t xml:space="preserve">3. DesvinculaÃ§Ã£o de Carga: </w:t>
+        <w:t xml:space="preserve">Mapeamento de Assets:</w:t>
       </w:r>
       <w:r>
         <w:rPr>
-          <w:rFonts w:ascii="Calibri" w:hAnsi="Calibri" w:eastAsia="Calibri"/>
-          <w:b w:val="0"/>
           <w:color w:val="333333"/>
           <w:sz w:val="22"/>
         </w:rPr>
-        <w:t xml:space="preserve">O registro de amarraÃ§Ã£o do pedido na rota atual Ã© desativado, liberando o pedido para qualquer nova lista de carregamento e re-roteamento imediato.</w:t>
+        <w:t xml:space="preserve"> A função </w:t>
+      </w:r>
+      <w:r>
+        <w:rPr>
+          <w:rFonts w:ascii="Consolas" w:hAnsi="Consolas"/>
+          <w:color w:val="C7254E"/>
+          <w:shd w:val="clear" w:color="auto" w:fill="F9F2F4"/>
+          <w:sz w:val="20"/>
+        </w:rPr>
+        <w:t xml:space="preserve">interceptAsset</w:t>
+      </w:r>
+      <w:r>
+        <w:rPr>
+          <w:color w:val="333333"/>
+          <w:sz w:val="22"/>
+        </w:rPr>
+        <w:t xml:space="preserve"> mapeia rotas estáticas para a pasta interna </w:t>
+      </w:r>
+      <w:r>
+        <w:rPr>
+          <w:rFonts w:ascii="Consolas" w:hAnsi="Consolas"/>
+          <w:color w:val="C7254E"/>
+          <w:shd w:val="clear" w:color="auto" w:fill="F9F2F4"/>
+          <w:sz w:val="20"/>
+        </w:rPr>
+        <w:t xml:space="preserve">app/src/main/assets/www/</w:t>
+      </w:r>
+      <w:r>
+        <w:rPr>
+          <w:color w:val="333333"/>
+          <w:sz w:val="22"/>
+        </w:rPr>
+        <w:t xml:space="preserve">.</w:t>
       </w:r>
     </w:p>
     <w:p>
       <w:pPr>
         <w:pStyle w:val="ListBullet"/>
-        <w:spacing w:after="80" w:line="260" w:lineRule="auto"/>
+        <w:spacing w:after="60" w:line="240" w:lineRule="auto"/>
       </w:pPr>
       <w:r>
         <w:rPr>
-          <w:rFonts w:ascii="Calibri" w:hAnsi="Calibri" w:eastAsia="Calibri"/>
           <w:b/>
           <w:color w:val="061A4F"/>
           <w:sz w:val="22"/>
         </w:rPr>
-        <w:t xml:space="preserve">4. RestauraÃ§Ã£o de Indicadores: </w:t>
+        <w:t xml:space="preserve">Desempenho Offline:</w:t>
       </w:r>
       <w:r>
         <w:rPr>
-          <w:rFonts w:ascii="Calibri" w:hAnsi="Calibri" w:eastAsia="Calibri"/>
-          <w:b w:val="0"/>
           <w:color w:val="333333"/>
           <w:sz w:val="22"/>
         </w:rPr>
-        <w:t xml:space="preserve">Os contadores de entregas pendentes da rota sÃ£o decrementados e os indicadores operacionais da expediÃ§Ã£o sÃ£o restaurados ao estado anterior ao embarque.</w:t>
+        <w:t xml:space="preserve"> Caso o celular esteja sem sinal ou em Modo Avião, o WebView carrega os scripts, estilos e interfaces HTML locais em menos de 0.05s, sem emitir </w:t>
+      </w:r>
+      <w:r>
+        <w:rPr>
+          <w:rFonts w:ascii="Consolas" w:hAnsi="Consolas"/>
+          <w:color w:val="C7254E"/>
+          <w:shd w:val="clear" w:color="auto" w:fill="F9F2F4"/>
+          <w:sz w:val="20"/>
+        </w:rPr>
+        <w:t xml:space="preserve">ERR_NAME_NOT_RESOLVED</w:t>
+      </w:r>
+      <w:r>
+        <w:rPr>
+          <w:color w:val="333333"/>
+          <w:sz w:val="22"/>
+        </w:rPr>
+        <w:t xml:space="preserve">.</w:t>
       </w:r>
     </w:p>
     <w:p>
       <w:pPr>
         <w:pStyle w:val="ListBullet"/>
-        <w:spacing w:after="80" w:line="260" w:lineRule="auto"/>
+        <w:spacing w:after="60" w:line="240" w:lineRule="auto"/>
       </w:pPr>
       <w:r>
         <w:rPr>
-          <w:rFonts w:ascii="Calibri" w:hAnsi="Calibri" w:eastAsia="Calibri"/>
           <w:b/>
           <w:color w:val="061A4F"/>
           <w:sz w:val="22"/>
         </w:rPr>
-        <w:t xml:space="preserve">5. Registro de HistÃ³rico de Retorno: </w:t>
+        <w:t xml:space="preserve">Ponte Nativa (`AndroidAppBridge`):</w:t>
       </w:r>
       <w:r>
         <w:rPr>
-          <w:rFonts w:ascii="Calibri" w:hAnsi="Calibri" w:eastAsia="Calibri"/>
-          <w:b w:val="0"/>
           <w:color w:val="333333"/>
           <w:sz w:val="22"/>
         </w:rPr>
-        <w:t xml:space="preserve">Ã‰ gravado um registro na tabela pedido_retornos contendo pedido_id, motorista_id, motivo (enumeraÃ§Ã£o padronizada), observacoes e carimbo de data/hora.</w:t>
+        <w:t xml:space="preserve"> O aplicativo expõe interfaces nativas para o JavaScript:</w:t>
       </w:r>
     </w:p>
     <w:p>
       <w:pPr>
         <w:pStyle w:val="ListBullet"/>
-        <w:spacing w:after="80" w:line="260" w:lineRule="auto"/>
+        <w:spacing w:after="60" w:line="240" w:lineRule="auto"/>
       </w:pPr>
       <w:r>
         <w:rPr>
-          <w:rFonts w:ascii="Calibri" w:hAnsi="Calibri" w:eastAsia="Calibri"/>
-          <w:b/>
-          <w:color w:val="061A4F"/>
-          <w:sz w:val="22"/>
+          <w:rFonts w:ascii="Consolas" w:hAnsi="Consolas"/>
+          <w:color w:val="C7254E"/>
+          <w:shd w:val="clear" w:color="auto" w:fill="F9F2F4"/>
+          <w:sz w:val="20"/>
         </w:rPr>
-        <w:t xml:space="preserve">6. Auditoria e DifusÃ£o em Tempo Real: </w:t>
+        <w:t xml:space="preserve">AndroidApp.openPdf(url, filename)</w:t>
       </w:r>
       <w:r>
         <w:rPr>
-          <w:rFonts w:ascii="Calibri" w:hAnsi="Calibri" w:eastAsia="Calibri"/>
-          <w:b w:val="0"/>
           <w:color w:val="333333"/>
           <w:sz w:val="22"/>
         </w:rPr>
-        <w:t xml:space="preserve">A aÃ§Ã£o Ã© assinada na trilha audit_logs e o evento SSE RETURNED_ORDER_LOGGED Ã© emitido, atualizando o painel de 'Pedidos que Retornaram' na Torre de Controle sem necessidade de refresh.</w:t>
-      </w:r>
-    </w:p>
-    <w:p>
-      <w:pPr>
-        <w:spacing w:before="240" w:after="160"/>
-      </w:pPr>
-      <w:r>
-        <w:rPr>
-          <w:rFonts w:ascii="Calibri" w:hAnsi="Calibri" w:eastAsia="Calibri"/>
-          <w:b/>
-          <w:color w:val="061A4F"/>
-          <w:sz w:val="36"/>
-        </w:rPr>
-        <w:t>5. MÃ³dulos Comerciais, Compras e CRM</w:t>
+        <w:t xml:space="preserve">: Abre documentos PDF no visualizador nativo do Android.</w:t>
       </w:r>
     </w:p>
     <w:p>
       <w:pPr>
         <w:pStyle w:val="ListBullet"/>
-        <w:spacing w:after="80" w:line="260" w:lineRule="auto"/>
+        <w:spacing w:after="60" w:line="240" w:lineRule="auto"/>
       </w:pPr>
       <w:r>
         <w:rPr>
-          <w:rFonts w:ascii="Calibri" w:hAnsi="Calibri" w:eastAsia="Calibri"/>
-          <w:b/>
-          <w:color w:val="061A4F"/>
-          <w:sz w:val="22"/>
+          <w:rFonts w:ascii="Consolas" w:hAnsi="Consolas"/>
+          <w:color w:val="C7254E"/>
+          <w:shd w:val="clear" w:color="auto" w:fill="F9F2F4"/>
+          <w:sz w:val="20"/>
         </w:rPr>
-        <w:t xml:space="preserve">â€¢ Tabelas de PreÃ§o FlexÃ­veis: </w:t>
+        <w:t xml:space="preserve">AndroidApp.printWebPage()</w:t>
       </w:r>
       <w:r>
         <w:rPr>
-          <w:rFonts w:ascii="Calibri" w:hAnsi="Calibri" w:eastAsia="Calibri"/>
-          <w:b w:val="0"/>
           <w:color w:val="333333"/>
           <w:sz w:val="22"/>
         </w:rPr>
-        <w:t xml:space="preserve">Estruturadas nas tabelas price_tables, price_table_items e client_price_tables. A query de resoluÃ§Ã£o de preÃ§o utiliza clÃ¡usula COALESCE para heranÃ§a: PreÃ§o do Cliente &gt; Tabela do Canal &gt; PreÃ§o Base do Produto.</w:t>
+        <w:t xml:space="preserve">: Aciona a fila de impressão térmica nativa do sistema operacional.</w:t>
       </w:r>
     </w:p>
     <w:p>
       <w:pPr>
         <w:pStyle w:val="ListBullet"/>
-        <w:spacing w:after="80" w:line="260" w:lineRule="auto"/>
+        <w:spacing w:after="60" w:line="240" w:lineRule="auto"/>
       </w:pPr>
       <w:r>
         <w:rPr>
-          <w:rFonts w:ascii="Calibri" w:hAnsi="Calibri" w:eastAsia="Calibri"/>
-          <w:b/>
-          <w:color w:val="061A4F"/>
-          <w:sz w:val="22"/>
+          <w:rFonts w:ascii="Consolas" w:hAnsi="Consolas"/>
+          <w:color w:val="C7254E"/>
+          <w:shd w:val="clear" w:color="auto" w:fill="F9F2F4"/>
+          <w:sz w:val="20"/>
         </w:rPr>
-        <w:t xml:space="preserve">â€¢ Compras e Doca de Recebimento (Inbound): </w:t>
+        <w:t xml:space="preserve">AndroidApp.getBaseUrl()</w:t>
       </w:r>
       <w:r>
         <w:rPr>
-          <w:rFonts w:ascii="Calibri" w:hAnsi="Calibri" w:eastAsia="Calibri"/>
-          <w:b w:val="0"/>
           <w:color w:val="333333"/>
           <w:sz w:val="22"/>
         </w:rPr>
-        <w:t xml:space="preserve">Tabelas suppliers, purchases e inbound_receipts. O recebimento na doca atualiza o estoque em transaÃ§Ã£o atÃ´mica, registrando o histÃ³rico de fornecedor e custo unitÃ¡rio de reposiÃ§Ã£o.</w:t>
+        <w:t xml:space="preserve">: Retorna a URL base do servidor ERP (</w:t>
+      </w:r>
+      <w:r>
+        <w:rPr>
+          <w:rFonts w:ascii="Consolas" w:hAnsi="Consolas"/>
+          <w:color w:val="C7254E"/>
+          <w:shd w:val="clear" w:color="auto" w:fill="F9F2F4"/>
+          <w:sz w:val="20"/>
+        </w:rPr>
+        <w:t xml:space="preserve">https://xiquim-vargas-erp.onrender.com</w:t>
+      </w:r>
+      <w:r>
+        <w:rPr>
+          <w:color w:val="333333"/>
+          <w:sz w:val="22"/>
+        </w:rPr>
+        <w:t xml:space="preserve">).</w:t>
       </w:r>
     </w:p>
     <w:p>
       <w:pPr>
         <w:pStyle w:val="ListBullet"/>
-        <w:spacing w:after="80" w:line="260" w:lineRule="auto"/>
+        <w:spacing w:after="60" w:line="240" w:lineRule="auto"/>
       </w:pPr>
       <w:r>
         <w:rPr>
-          <w:rFonts w:ascii="Calibri" w:hAnsi="Calibri" w:eastAsia="Calibri"/>
-          <w:b/>
-          <w:color w:val="061A4F"/>
-          <w:sz w:val="22"/>
+          <w:rFonts w:ascii="Consolas" w:hAnsi="Consolas"/>
+          <w:color w:val="C7254E"/>
+          <w:shd w:val="clear" w:color="auto" w:fill="F9F2F4"/>
+          <w:sz w:val="20"/>
         </w:rPr>
-        <w:t xml:space="preserve">â€¢ CRM e SegmentaÃ§Ã£o RFM: </w:t>
+        <w:t xml:space="preserve">AndroidApp.getRole()</w:t>
       </w:r>
       <w:r>
         <w:rPr>
-          <w:rFonts w:ascii="Calibri" w:hAnsi="Calibri" w:eastAsia="Calibri"/>
-          <w:b w:val="0"/>
           <w:color w:val="333333"/>
           <w:sz w:val="22"/>
         </w:rPr>
-        <w:t xml:space="preserve">CÃ¡lculo matemÃ¡tico consolidando dias desde a Ãºltima compra (RecÃªncia), total de pedidos nos Ãºltimos 90 dias (FrequÃªncia) e soma do valor faturado (MonetÃ¡rio), classificando clientes dinamicamente em clusters de negÃ³cio.</w:t>
+        <w:t xml:space="preserve">: Retorna o papel operacional fixo do aplicativo (</w:t>
       </w:r>
-    </w:p>
-    <w:p>
-      <w:pPr>
-        <w:spacing w:before="240" w:after="160"/>
-      </w:pPr>
       <w:r>
         <w:rPr>
-          <w:rFonts w:ascii="Calibri" w:hAnsi="Calibri" w:eastAsia="Calibri"/>
-          <w:b/>
-          <w:color w:val="061A4F"/>
-          <w:sz w:val="36"/>
+          <w:rFonts w:ascii="Consolas" w:hAnsi="Consolas"/>
+          <w:color w:val="C7254E"/>
+          <w:shd w:val="clear" w:color="auto" w:fill="F9F2F4"/>
+          <w:sz w:val="20"/>
         </w:rPr>
-        <w:t>6. Invariantes Arquiteturais e Garantias Transacionais</w:t>
+        <w:t xml:space="preserve">seller</w:t>
       </w:r>
-    </w:p>
-    <w:p>
-      <w:pPr>
-        <w:spacing w:after="120" w:line="276" w:lineRule="auto"/>
-      </w:pPr>
       <w:r>
         <w:rPr>
-          <w:rFonts w:ascii="Calibri" w:hAnsi="Calibri" w:eastAsia="Calibri"/>
-          <w:b w:val="0"/>
           <w:color w:val="333333"/>
           <w:sz w:val="22"/>
         </w:rPr>
-        <w:t xml:space="preserve">Para manter a integridade operacional e financeira da empresa ao longo do tempo, a equipe de engenharia e sustentaÃ§Ã£o deve zelar pelas seguintes regras invariantes:</w:t>
+        <w:t xml:space="preserve">, </w:t>
+      </w:r>
+      <w:r>
+        <w:rPr>
+          <w:rFonts w:ascii="Consolas" w:hAnsi="Consolas"/>
+          <w:color w:val="C7254E"/>
+          <w:shd w:val="clear" w:color="auto" w:fill="F9F2F4"/>
+          <w:sz w:val="20"/>
+        </w:rPr>
+        <w:t xml:space="preserve">driver</w:t>
+      </w:r>
+      <w:r>
+        <w:rPr>
+          <w:color w:val="333333"/>
+          <w:sz w:val="22"/>
+        </w:rPr>
+        <w:t xml:space="preserve">, </w:t>
+      </w:r>
+      <w:r>
+        <w:rPr>
+          <w:rFonts w:ascii="Consolas" w:hAnsi="Consolas"/>
+          <w:color w:val="C7254E"/>
+          <w:shd w:val="clear" w:color="auto" w:fill="F9F2F4"/>
+          <w:sz w:val="20"/>
+        </w:rPr>
+        <w:t xml:space="preserve">cashier</w:t>
+      </w:r>
+      <w:r>
+        <w:rPr>
+          <w:color w:val="333333"/>
+          <w:sz w:val="22"/>
+        </w:rPr>
+        <w:t xml:space="preserve">, </w:t>
+      </w:r>
+      <w:r>
+        <w:rPr>
+          <w:rFonts w:ascii="Consolas" w:hAnsi="Consolas"/>
+          <w:color w:val="C7254E"/>
+          <w:shd w:val="clear" w:color="auto" w:fill="F9F2F4"/>
+          <w:sz w:val="20"/>
+        </w:rPr>
+        <w:t xml:space="preserve">admin</w:t>
+      </w:r>
+      <w:r>
+        <w:rPr>
+          <w:color w:val="333333"/>
+          <w:sz w:val="22"/>
+        </w:rPr>
+        <w:t xml:space="preserve">).</w:t>
       </w:r>
     </w:p>
     <w:p>
       <w:pPr>
         <w:pStyle w:val="ListBullet"/>
-        <w:spacing w:after="80" w:line="260" w:lineRule="auto"/>
+        <w:spacing w:after="60" w:line="240" w:lineRule="auto"/>
       </w:pPr>
       <w:r>
         <w:rPr>
-          <w:rFonts w:ascii="Calibri" w:hAnsi="Calibri" w:eastAsia="Calibri"/>
+          <w:rFonts w:ascii="Consolas" w:hAnsi="Consolas"/>
+          <w:color w:val="C7254E"/>
+          <w:shd w:val="clear" w:color="auto" w:fill="F9F2F4"/>
+          <w:sz w:val="20"/>
+        </w:rPr>
+        <w:t xml:space="preserve">AndroidApp.getAppVersion()</w:t>
+      </w:r>
+      <w:r>
+        <w:rPr>
+          <w:color w:val="333333"/>
+          <w:sz w:val="22"/>
+        </w:rPr>
+        <w:t xml:space="preserve">: Retorna a versão de compilação (</w:t>
+      </w:r>
+      <w:r>
+        <w:rPr>
+          <w:rFonts w:ascii="Consolas" w:hAnsi="Consolas"/>
+          <w:color w:val="C7254E"/>
+          <w:shd w:val="clear" w:color="auto" w:fill="F9F2F4"/>
+          <w:sz w:val="20"/>
+        </w:rPr>
+        <w:t xml:space="preserve">1.8.3</w:t>
+      </w:r>
+      <w:r>
+        <w:rPr>
+          <w:color w:val="333333"/>
+          <w:sz w:val="22"/>
+        </w:rPr>
+        <w:t xml:space="preserve">).</w:t>
+      </w:r>
+    </w:p>
+    <w:p>
+      <w:pPr>
+        <w:pStyle w:val="Heading3"/>
+        <w:spacing w:before="180" w:after="80"/>
+      </w:pPr>
+      <w:r>
+        <w:rPr>
           <w:b/>
           <w:color w:val="061A4F"/>
           <w:sz w:val="22"/>
         </w:rPr>
-        <w:t xml:space="preserve">â€¢ Invariante 1 - PreÃ§o e Estoque Autoritativos no Servidor: </w:t>
+        <w:t xml:space="preserve">2.2 Monitoramento Dinâmico de Rede</w:t>
+      </w:r>
+    </w:p>
+    <w:p>
+      <w:pPr>
+        <w:spacing w:after="120" w:line="260" w:lineRule="auto"/>
+      </w:pPr>
+      <w:r>
+        <w:rPr>
+          <w:rFonts w:ascii="Consolas" w:hAnsi="Consolas"/>
+          <w:color w:val="C7254E"/>
+          <w:shd w:val="clear" w:color="auto" w:fill="F9F2F4"/>
+          <w:sz w:val="20"/>
+        </w:rPr>
+        <w:t xml:space="preserve">MainActivity.kt</w:t>
       </w:r>
       <w:r>
         <w:rPr>
-          <w:rFonts w:ascii="Calibri" w:hAnsi="Calibri" w:eastAsia="Calibri"/>
-          <w:b w:val="0"/>
           <w:color w:val="333333"/>
           <w:sz w:val="22"/>
         </w:rPr>
-        <w:t xml:space="preserve">O front-end nunca calcula ou impÃµe preÃ§os de itens ou saldos de estoque. Toda transaÃ§Ã£o Ã© resolvida no backend com bloqueio pessimista ou atÃ´mico.</w:t>
+        <w:t xml:space="preserve"> registra um callback contínuo (</w:t>
+      </w:r>
+      <w:r>
+        <w:rPr>
+          <w:rFonts w:ascii="Consolas" w:hAnsi="Consolas"/>
+          <w:color w:val="C7254E"/>
+          <w:shd w:val="clear" w:color="auto" w:fill="F9F2F4"/>
+          <w:sz w:val="20"/>
+        </w:rPr>
+        <w:t xml:space="preserve">ConnectivityManager.NetworkCallback</w:t>
+      </w:r>
+      <w:r>
+        <w:rPr>
+          <w:color w:val="333333"/>
+          <w:sz w:val="22"/>
+        </w:rPr>
+        <w:t xml:space="preserve">). Quando a conectividade é reestabelecida, o app comuta automaticamente </w:t>
+      </w:r>
+      <w:r>
+        <w:rPr>
+          <w:rFonts w:ascii="Consolas" w:hAnsi="Consolas"/>
+          <w:color w:val="C7254E"/>
+          <w:shd w:val="clear" w:color="auto" w:fill="F9F2F4"/>
+          <w:sz w:val="20"/>
+        </w:rPr>
+        <w:t xml:space="preserve">cacheMode = WebSettings.LOAD_DEFAULT</w:t>
+      </w:r>
+      <w:r>
+        <w:rPr>
+          <w:color w:val="333333"/>
+          <w:sz w:val="22"/>
+        </w:rPr>
+        <w:t xml:space="preserve"> e dispara o evento JavaScript </w:t>
+      </w:r>
+      <w:r>
+        <w:rPr>
+          <w:rFonts w:ascii="Consolas" w:hAnsi="Consolas"/>
+          <w:color w:val="C7254E"/>
+          <w:shd w:val="clear" w:color="auto" w:fill="F9F2F4"/>
+          <w:sz w:val="20"/>
+        </w:rPr>
+        <w:t xml:space="preserve">window.dispatchEvent(new Event('online'))</w:t>
+      </w:r>
+      <w:r>
+        <w:rPr>
+          <w:color w:val="333333"/>
+          <w:sz w:val="22"/>
+        </w:rPr>
+        <w:t xml:space="preserve">, disparando </w:t>
+      </w:r>
+      <w:r>
+        <w:rPr>
+          <w:rFonts w:ascii="Consolas" w:hAnsi="Consolas"/>
+          <w:color w:val="C7254E"/>
+          <w:shd w:val="clear" w:color="auto" w:fill="F9F2F4"/>
+          <w:sz w:val="20"/>
+        </w:rPr>
+        <w:t xml:space="preserve">syncOfflineQueue()</w:t>
+      </w:r>
+      <w:r>
+        <w:rPr>
+          <w:color w:val="333333"/>
+          <w:sz w:val="22"/>
+        </w:rPr>
+        <w:t xml:space="preserve"> para enviar vendas e comprovantes pendentes.</w:t>
+      </w:r>
+    </w:p>
+    <w:p>
+      <w:pPr>
+        <w:pStyle w:val="Heading2"/>
+        <w:spacing w:before="220" w:after="100"/>
+      </w:pPr>
+      <w:r>
+        <w:rPr>
+          <w:b/>
+          <w:color w:val="FD5E02"/>
+          <w:sz w:val="26"/>
+        </w:rPr>
+        <w:t xml:space="preserve">3. SEGURANÇA E INVARIANTES DE ENGENHARIA</w:t>
+      </w:r>
+    </w:p>
+    <w:p>
+      <w:pPr>
+        <w:spacing w:after="60" w:line="240" w:lineRule="auto"/>
+      </w:pPr>
+      <w:r>
+        <w:rPr>
+          <w:b/>
+          <w:color w:val="FD5E02"/>
+          <w:sz w:val="22"/>
+        </w:rPr>
+        <w:t xml:space="preserve">1. </w:t>
+      </w:r>
+      <w:r>
+        <w:rPr>
+          <w:b/>
+          <w:color w:val="061A4F"/>
+          <w:sz w:val="22"/>
+        </w:rPr>
+        <w:t xml:space="preserve">Armazenamento de Senhas:</w:t>
+      </w:r>
+      <w:r>
+        <w:rPr>
+          <w:color w:val="333333"/>
+          <w:sz w:val="22"/>
+        </w:rPr>
+        <w:t xml:space="preserve"> Hashing criptográfico </w:t>
+      </w:r>
+      <w:r>
+        <w:rPr>
+          <w:rFonts w:ascii="Consolas" w:hAnsi="Consolas"/>
+          <w:color w:val="C7254E"/>
+          <w:shd w:val="clear" w:color="auto" w:fill="F9F2F4"/>
+          <w:sz w:val="20"/>
+        </w:rPr>
+        <w:t xml:space="preserve">scrypt</w:t>
+      </w:r>
+      <w:r>
+        <w:rPr>
+          <w:color w:val="333333"/>
+          <w:sz w:val="22"/>
+        </w:rPr>
+        <w:t xml:space="preserve"> com salt pseudoaleatório de 16 bytes e derivação de chave de 64 bytes (</w:t>
+      </w:r>
+      <w:r>
+        <w:rPr>
+          <w:rFonts w:ascii="Consolas" w:hAnsi="Consolas"/>
+          <w:color w:val="C7254E"/>
+          <w:shd w:val="clear" w:color="auto" w:fill="F9F2F4"/>
+          <w:sz w:val="20"/>
+        </w:rPr>
+        <w:t xml:space="preserve">scrypt$salt$hash</w:t>
+      </w:r>
+      <w:r>
+        <w:rPr>
+          <w:color w:val="333333"/>
+          <w:sz w:val="22"/>
+        </w:rPr>
+        <w:t xml:space="preserve">). Senhas nunca são salvas em texto claro.</w:t>
+      </w:r>
+    </w:p>
+    <w:p>
+      <w:pPr>
+        <w:spacing w:after="60" w:line="240" w:lineRule="auto"/>
+      </w:pPr>
+      <w:r>
+        <w:rPr>
+          <w:b/>
+          <w:color w:val="FD5E02"/>
+          <w:sz w:val="22"/>
+        </w:rPr>
+        <w:t xml:space="preserve">2. </w:t>
+      </w:r>
+      <w:r>
+        <w:rPr>
+          <w:b/>
+          <w:color w:val="061A4F"/>
+          <w:sz w:val="22"/>
+        </w:rPr>
+        <w:t xml:space="preserve">Tokens JWT:</w:t>
+      </w:r>
+      <w:r>
+        <w:rPr>
+          <w:color w:val="333333"/>
+          <w:sz w:val="22"/>
+        </w:rPr>
+        <w:t xml:space="preserve"> Assinatura HMAC-SHA256 com segredo persistente (</w:t>
+      </w:r>
+      <w:r>
+        <w:rPr>
+          <w:rFonts w:ascii="Consolas" w:hAnsi="Consolas"/>
+          <w:color w:val="C7254E"/>
+          <w:shd w:val="clear" w:color="auto" w:fill="F9F2F4"/>
+          <w:sz w:val="20"/>
+        </w:rPr>
+        <w:t xml:space="preserve">JWT_SECRET</w:t>
+      </w:r>
+      <w:r>
+        <w:rPr>
+          <w:color w:val="333333"/>
+          <w:sz w:val="22"/>
+        </w:rPr>
+        <w:t xml:space="preserve">), tempo de expiração de 30 dias (2.592.000 segundos) e sanitização estrita de payload.</w:t>
+      </w:r>
+    </w:p>
+    <w:p>
+      <w:pPr>
+        <w:spacing w:after="60" w:line="240" w:lineRule="auto"/>
+      </w:pPr>
+      <w:r>
+        <w:rPr>
+          <w:b/>
+          <w:color w:val="FD5E02"/>
+          <w:sz w:val="22"/>
+        </w:rPr>
+        <w:t xml:space="preserve">3. </w:t>
+      </w:r>
+      <w:r>
+        <w:rPr>
+          <w:b/>
+          <w:color w:val="061A4F"/>
+          <w:sz w:val="22"/>
+        </w:rPr>
+        <w:t xml:space="preserve">Proteção Contra Força Bruta e DoS:</w:t>
       </w:r>
     </w:p>
     <w:p>
       <w:pPr>
         <w:pStyle w:val="ListBullet"/>
-        <w:spacing w:after="80" w:line="260" w:lineRule="auto"/>
+        <w:spacing w:after="60" w:line="240" w:lineRule="auto"/>
       </w:pPr>
       <w:r>
         <w:rPr>
-          <w:rFonts w:ascii="Calibri" w:hAnsi="Calibri" w:eastAsia="Calibri"/>
-          <w:b/>
-          <w:color w:val="061A4F"/>
+          <w:color w:val="333333"/>
           <w:sz w:val="22"/>
         </w:rPr>
-        <w:t xml:space="preserve">â€¢ Invariante 2 - Atomicidade de Reserva e Movimento: </w:t>
+        <w:t xml:space="preserve">Limite de 20 tentativas de login por IP a cada 60 segundos (</w:t>
       </w:r>
       <w:r>
         <w:rPr>
-          <w:rFonts w:ascii="Calibri" w:hAnsi="Calibri" w:eastAsia="Calibri"/>
-          <w:b w:val="0"/>
+          <w:rFonts w:ascii="Consolas" w:hAnsi="Consolas"/>
+          <w:color w:val="C7254E"/>
+          <w:shd w:val="clear" w:color="auto" w:fill="F9F2F4"/>
+          <w:sz w:val="20"/>
+        </w:rPr>
+        <w:t xml:space="preserve">LOGIN_MAX = 20</w:t>
+      </w:r>
+      <w:r>
+        <w:rPr>
           <w:color w:val="333333"/>
           <w:sz w:val="22"/>
         </w:rPr>
-        <w:t xml:space="preserve">A inserÃ§Ã£o do pedido, reserva de saldo e lanÃ§amento no razÃ£o de estoque ocorrem obrigatoriamente dentro do mesmo bloco BEGIN TRANSACTION ... COMMIT.</w:t>
+        <w:t xml:space="preserve">).</w:t>
       </w:r>
     </w:p>
     <w:p>
       <w:pPr>
         <w:pStyle w:val="ListBullet"/>
-        <w:spacing w:after="80" w:line="260" w:lineRule="auto"/>
+        <w:spacing w:after="60" w:line="240" w:lineRule="auto"/>
       </w:pPr>
       <w:r>
         <w:rPr>
-          <w:rFonts w:ascii="Calibri" w:hAnsi="Calibri" w:eastAsia="Calibri"/>
+          <w:color w:val="333333"/>
+          <w:sz w:val="22"/>
+        </w:rPr>
+        <w:t xml:space="preserve">Limite de 600 requisições gerais por IP a cada 60 segundos (</w:t>
+      </w:r>
+      <w:r>
+        <w:rPr>
+          <w:rFonts w:ascii="Consolas" w:hAnsi="Consolas"/>
+          <w:color w:val="C7254E"/>
+          <w:shd w:val="clear" w:color="auto" w:fill="F9F2F4"/>
+          <w:sz w:val="20"/>
+        </w:rPr>
+        <w:t xml:space="preserve">API_MAX = 600</w:t>
+      </w:r>
+      <w:r>
+        <w:rPr>
+          <w:color w:val="333333"/>
+          <w:sz w:val="22"/>
+        </w:rPr>
+        <w:t xml:space="preserve">).</w:t>
+      </w:r>
+    </w:p>
+    <w:p>
+      <w:pPr>
+        <w:spacing w:after="60" w:line="240" w:lineRule="auto"/>
+      </w:pPr>
+      <w:r>
+        <w:rPr>
+          <w:b/>
+          <w:color w:val="FD5E02"/>
+          <w:sz w:val="22"/>
+        </w:rPr>
+        <w:t xml:space="preserve">4. </w:t>
+      </w:r>
+      <w:r>
+        <w:rPr>
           <w:b/>
           <w:color w:val="061A4F"/>
           <w:sz w:val="22"/>
         </w:rPr>
-        <w:t xml:space="preserve">â€¢ Invariante 3 - Trilha de Auditoria CriptogrÃ¡fica SHA-256: </w:t>
+        <w:t xml:space="preserve">Precisão Financeira em Centavos:</w:t>
       </w:r>
       <w:r>
         <w:rPr>
-          <w:rFonts w:ascii="Calibri" w:hAnsi="Calibri" w:eastAsia="Calibri"/>
-          <w:b w:val="0"/>
           <w:color w:val="333333"/>
           <w:sz w:val="22"/>
         </w:rPr>
-        <w:t xml:space="preserve">Nenhuma alteraÃ§Ã£o administrativa sensÃ­vel pode ocorrer sem a geraÃ§Ã£o do hash criptogrÃ¡fico na tabela audit_logs com identificaÃ§Ã£o do operador.</w:t>
+        <w:t xml:space="preserve"> Cálculos de pedidos, itens e descontos são operados em centavos inteiros antes da gravação no banco de dados, prevenindo imprecisões de ponto flutuante IEEE 754.</w:t>
       </w:r>
     </w:p>
     <w:p>
       <w:pPr>
-        <w:pStyle w:val="ListBullet"/>
-        <w:spacing w:after="80" w:line="260" w:lineRule="auto"/>
+        <w:spacing w:after="60" w:line="240" w:lineRule="auto"/>
       </w:pPr>
       <w:r>
         <w:rPr>
-          <w:rFonts w:ascii="Calibri" w:hAnsi="Calibri" w:eastAsia="Calibri"/>
+          <w:b/>
+          <w:color w:val="FD5E02"/>
+          <w:sz w:val="22"/>
+        </w:rPr>
+        <w:t xml:space="preserve">5. </w:t>
+      </w:r>
+      <w:r>
+        <w:rPr>
           <w:b/>
           <w:color w:val="061A4F"/>
           <w:sz w:val="22"/>
         </w:rPr>
-        <w:t xml:space="preserve">â€¢ Invariante 4 - Modelo Single-Writer no SQLite: </w:t>
+        <w:t xml:space="preserve">Auditoria Contínua:</w:t>
       </w:r>
       <w:r>
         <w:rPr>
-          <w:rFonts w:ascii="Calibri" w:hAnsi="Calibri" w:eastAsia="Calibri"/>
-          <w:b w:val="0"/>
           <w:color w:val="333333"/>
           <w:sz w:val="22"/>
         </w:rPr>
-        <w:t xml:space="preserve">A implantaÃ§Ã£o em produÃ§Ã£o deve utilizar sempre uma Ãºnica rÃ©plica gravadora ativa conectada ao disco persistente.</w:t>
+        <w:t xml:space="preserve"> Todas as mutações de pedidos, estoque, preços, clientes, rotas e compras geram registros imediatos na tabela </w:t>
       </w:r>
-    </w:p>
-    <w:p>
-      <w:pPr>
-        <w:spacing w:before="240" w:after="160"/>
-      </w:pPr>
       <w:r>
         <w:rPr>
-          <w:rFonts w:ascii="Calibri" w:hAnsi="Calibri" w:eastAsia="Calibri"/>
-          <w:b/>
-          <w:color w:val="061A4F"/>
-          <w:sz w:val="36"/>
+          <w:rFonts w:ascii="Consolas" w:hAnsi="Consolas"/>
+          <w:color w:val="C7254E"/>
+          <w:shd w:val="clear" w:color="auto" w:fill="F9F2F4"/>
+          <w:sz w:val="20"/>
         </w:rPr>
-        <w:t>7. Pipeline de Testes Automatizados (Garantia de Qualidade)</w:t>
+        <w:t xml:space="preserve">audit_logs</w:t>
       </w:r>
-    </w:p>
-    <w:p>
-      <w:pPr>
-        <w:spacing w:after="120" w:line="276" w:lineRule="auto"/>
-      </w:pPr>
       <w:r>
         <w:rPr>
-          <w:rFonts w:ascii="Calibri" w:hAnsi="Calibri" w:eastAsia="Calibri"/>
-          <w:b w:val="0"/>
           <w:color w:val="333333"/>
           <w:sz w:val="22"/>
         </w:rPr>
-        <w:t xml:space="preserve">A robustez do software Ã© atestada por 17 suÃ­tes completas de testes de integraÃ§Ã£o executadas via 'npm run test:api', totalizando 73 testes cobrindo todo o fluxo da aplicaÃ§Ã£o:</w:t>
-      </w:r>
-    </w:p>
-    <w:p>
-      <w:pPr>
-        <w:pStyle w:val="ListBullet"/>
-        <w:spacing w:after="80" w:line="260" w:lineRule="auto"/>
-      </w:pPr>
-      <w:r>
-        <w:rPr>
-          <w:rFonts w:ascii="Calibri" w:hAnsi="Calibri" w:eastAsia="Calibri"/>
-          <w:b/>
-          <w:color w:val="061A4F"/>
-          <w:sz w:val="22"/>
-        </w:rPr>
-        <w:t xml:space="preserve">â€¢ SuÃ­tes de AutenticaÃ§Ã£o e Perfis: </w:t>
-      </w:r>
-      <w:r>
-        <w:rPr>
-          <w:rFonts w:ascii="Calibri" w:hAnsi="Calibri" w:eastAsia="Calibri"/>
-          <w:b w:val="0"/>
-          <w:color w:val="333333"/>
-          <w:sz w:val="22"/>
-        </w:rPr>
-        <w:t xml:space="preserve">auth.test.js e permissions.test.js validando tokens, expiraÃ§Ã£o e bloqueio de acessos indevidos.</w:t>
-      </w:r>
-    </w:p>
-    <w:p>
-      <w:pPr>
-        <w:pStyle w:val="ListBullet"/>
-        <w:spacing w:after="80" w:line="260" w:lineRule="auto"/>
-      </w:pPr>
-      <w:r>
-        <w:rPr>
-          <w:rFonts w:ascii="Calibri" w:hAnsi="Calibri" w:eastAsia="Calibri"/>
-          <w:b/>
-          <w:color w:val="061A4F"/>
-          <w:sz w:val="22"/>
-        </w:rPr>
-        <w:t xml:space="preserve">â€¢ SuÃ­tes Comerciais e Estoque: </w:t>
-      </w:r>
-      <w:r>
-        <w:rPr>
-          <w:rFonts w:ascii="Calibri" w:hAnsi="Calibri" w:eastAsia="Calibri"/>
-          <w:b w:val="0"/>
-          <w:color w:val="333333"/>
-          <w:sz w:val="22"/>
-        </w:rPr>
-        <w:t xml:space="preserve">products.test.js, price_tables.test.js, stock.test.js, orders_lifecycle.test.js, pdv.test.js e store.test.js.</w:t>
-      </w:r>
-    </w:p>
-    <w:p>
-      <w:pPr>
-        <w:pStyle w:val="ListBullet"/>
-        <w:spacing w:after="80" w:line="260" w:lineRule="auto"/>
-      </w:pPr>
-      <w:r>
-        <w:rPr>
-          <w:rFonts w:ascii="Calibri" w:hAnsi="Calibri" w:eastAsia="Calibri"/>
-          <w:b/>
-          <w:color w:val="061A4F"/>
-          <w:sz w:val="22"/>
-        </w:rPr>
-        <w:t xml:space="preserve">â€¢ SuÃ­tes LogÃ­sticas e Retornos: </w:t>
-      </w:r>
-      <w:r>
-        <w:rPr>
-          <w:rFonts w:ascii="Calibri" w:hAnsi="Calibri" w:eastAsia="Calibri"/>
-          <w:b w:val="0"/>
-          <w:color w:val="333333"/>
-          <w:sz w:val="22"/>
-        </w:rPr>
-        <w:t xml:space="preserve">logistics_routes.test.js, logistics_extended.test.js (insucesso e rollback de pedidos), logistics_returned_dashboard.test.js e logistics_proof.test.js.</w:t>
-      </w:r>
-    </w:p>
-    <w:p>
-      <w:pPr>
-        <w:pStyle w:val="ListBullet"/>
-        <w:spacing w:after="80" w:line="260" w:lineRule="auto"/>
-      </w:pPr>
-      <w:r>
-        <w:rPr>
-          <w:rFonts w:ascii="Calibri" w:hAnsi="Calibri" w:eastAsia="Calibri"/>
-          <w:b/>
-          <w:color w:val="061A4F"/>
-          <w:sz w:val="22"/>
-        </w:rPr>
-        <w:t xml:space="preserve">â€¢ SuÃ­tes de Tempo Real e Infraestrutura: </w:t>
-      </w:r>
-      <w:r>
-        <w:rPr>
-          <w:rFonts w:ascii="Calibri" w:hAnsi="Calibri" w:eastAsia="Calibri"/>
-          <w:b w:val="0"/>
-          <w:color w:val="333333"/>
-          <w:sz w:val="22"/>
-        </w:rPr>
-        <w:t xml:space="preserve">realtime.test.js (SSE e tickets), suppliers_inbound.test.js, identity.test.js, audit.test.js e backup_restore.test.js.</w:t>
-      </w:r>
-    </w:p>
-    <w:p>
-      <w:pPr>
-        <w:spacing w:after="120" w:line="276" w:lineRule="auto"/>
-      </w:pPr>
-      <w:r>
-        <w:rPr>
-          <w:rFonts w:ascii="Calibri" w:hAnsi="Calibri" w:eastAsia="Calibri"/>
-          <w:b w:val="0"/>
-          <w:color w:val="333333"/>
-          <w:sz w:val="22"/>
-        </w:rPr>
-        <w:t xml:space="preserve">Todos os 73 testes passam com 100% de sucesso, garantindo cobertura total de regressÃ£o antes de qualquer publicaÃ§Ã£o.</w:t>
+        <w:t xml:space="preserve">.</w:t>
       </w:r>
     </w:p>
     <w:sectPr>
